--- a/VMP Nodejs Notes.docx
+++ b/VMP Nodejs Notes.docx
@@ -193,6 +193,19 @@
           <w:lang w:val="en-US"/>
         </w:rPr>
       </w:pPr>
+      <w:r>
+        <w:rPr>
+          <w:lang w:val="en-US"/>
+        </w:rPr>
+        <w:t>YouTube channel: Coding Addict</w:t>
+      </w:r>
+    </w:p>
+    <w:p>
+      <w:pPr>
+        <w:rPr>
+          <w:lang w:val="en-US"/>
+        </w:rPr>
+      </w:pPr>
     </w:p>
     <w:p>
       <w:pPr>
@@ -829,6 +842,7 @@
         <w:rPr>
           <w:lang w:val="en-US"/>
         </w:rPr>
+        <w:lastRenderedPageBreak/>
         <w:t xml:space="preserve">Check </w:t>
       </w:r>
       <w:r>
@@ -859,7 +873,6 @@
         <w:rPr>
           <w:lang w:val="en-US"/>
         </w:rPr>
-        <w:lastRenderedPageBreak/>
         <w:t xml:space="preserve">Alternative Syntax </w:t>
       </w:r>
     </w:p>
@@ -1702,6 +1715,7 @@
         <w:rPr>
           <w:lang w:val="en-US"/>
         </w:rPr>
+        <w:lastRenderedPageBreak/>
         <w:t xml:space="preserve">NPM Info </w:t>
       </w:r>
     </w:p>
@@ -1722,7 +1736,6 @@
         <w:rPr>
           <w:lang w:val="en-US"/>
         </w:rPr>
-        <w:lastRenderedPageBreak/>
         <w:t xml:space="preserve">NPM is automatically installed while installing Node. </w:t>
       </w:r>
     </w:p>
@@ -2124,6 +2137,46 @@
           <w:numId w:val="1"/>
         </w:numPr>
         <w:rPr>
+          <w:lang w:val="en-US"/>
+        </w:rPr>
+      </w:pPr>
+      <w:r>
+        <w:rPr>
+          <w:lang w:val="en-US"/>
+        </w:rPr>
+        <w:t xml:space="preserve">First Package </w:t>
+      </w:r>
+      <w:r>
+        <w:rPr>
+          <w:lang w:val="en-US"/>
+        </w:rPr>
+        <w:t xml:space="preserve">(understanding the importance of </w:t>
+      </w:r>
+      <w:proofErr w:type="spellStart"/>
+      <w:proofErr w:type="gramStart"/>
+      <w:r>
+        <w:rPr>
+          <w:lang w:val="en-US"/>
+        </w:rPr>
+        <w:t>package.json</w:t>
+      </w:r>
+      <w:proofErr w:type="spellEnd"/>
+      <w:proofErr w:type="gramEnd"/>
+      <w:r>
+        <w:rPr>
+          <w:lang w:val="en-US"/>
+        </w:rPr>
+        <w:t>)</w:t>
+      </w:r>
+    </w:p>
+    <w:p>
+      <w:pPr>
+        <w:pStyle w:val="ListParagraph"/>
+        <w:numPr>
+          <w:ilvl w:val="1"/>
+          <w:numId w:val="1"/>
+        </w:numPr>
+        <w:rPr>
           <w:b/>
           <w:bCs/>
           <w:lang w:val="en-US"/>
@@ -2133,7 +2186,107 @@
         <w:rPr>
           <w:lang w:val="en-US"/>
         </w:rPr>
-        <w:t xml:space="preserve">First Package </w:t>
+        <w:t>“</w:t>
+      </w:r>
+      <w:proofErr w:type="spellStart"/>
+      <w:proofErr w:type="gramStart"/>
+      <w:r>
+        <w:rPr>
+          <w:lang w:val="en-US"/>
+        </w:rPr>
+        <w:t>npm</w:t>
+      </w:r>
+      <w:proofErr w:type="spellEnd"/>
+      <w:proofErr w:type="gramEnd"/>
+      <w:r>
+        <w:rPr>
+          <w:lang w:val="en-US"/>
+        </w:rPr>
+        <w:t xml:space="preserve"> </w:t>
+      </w:r>
+      <w:proofErr w:type="spellStart"/>
+      <w:r>
+        <w:rPr>
+          <w:lang w:val="en-US"/>
+        </w:rPr>
+        <w:t>init</w:t>
+      </w:r>
+      <w:proofErr w:type="spellEnd"/>
+      <w:r>
+        <w:rPr>
+          <w:lang w:val="en-US"/>
+        </w:rPr>
+        <w:t xml:space="preserve">” command installs </w:t>
+      </w:r>
+      <w:proofErr w:type="spellStart"/>
+      <w:proofErr w:type="gramStart"/>
+      <w:r>
+        <w:rPr>
+          <w:lang w:val="en-US"/>
+        </w:rPr>
+        <w:t>package.json</w:t>
+      </w:r>
+      <w:proofErr w:type="spellEnd"/>
+      <w:proofErr w:type="gramEnd"/>
+      <w:r>
+        <w:rPr>
+          <w:lang w:val="en-US"/>
+        </w:rPr>
+        <w:t xml:space="preserve">. This file is used to install other packages/dependencies. </w:t>
+      </w:r>
+      <w:r>
+        <w:rPr>
+          <w:lang w:val="en-US"/>
+        </w:rPr>
+        <w:t>These new packages/dependencies</w:t>
+      </w:r>
+      <w:r>
+        <w:rPr>
+          <w:lang w:val="en-US"/>
+        </w:rPr>
+        <w:t xml:space="preserve"> are listed under “dependencies” property in </w:t>
+      </w:r>
+      <w:proofErr w:type="spellStart"/>
+      <w:r>
+        <w:rPr>
+          <w:lang w:val="en-US"/>
+        </w:rPr>
+        <w:t>package.json</w:t>
+      </w:r>
+      <w:proofErr w:type="spellEnd"/>
+      <w:r>
+        <w:rPr>
+          <w:lang w:val="en-US"/>
+        </w:rPr>
+        <w:t xml:space="preserve"> file as well as the </w:t>
+      </w:r>
+      <w:proofErr w:type="spellStart"/>
+      <w:r>
+        <w:rPr>
+          <w:lang w:val="en-US"/>
+        </w:rPr>
+        <w:t>npm</w:t>
+      </w:r>
+      <w:proofErr w:type="spellEnd"/>
+      <w:r>
+        <w:rPr>
+          <w:lang w:val="en-US"/>
+        </w:rPr>
+        <w:t xml:space="preserve"> also creates a separate folder to store these dependencies under a new folder named “</w:t>
+      </w:r>
+      <w:proofErr w:type="spellStart"/>
+      <w:r>
+        <w:rPr>
+          <w:lang w:val="en-US"/>
+        </w:rPr>
+        <w:t>node_modules</w:t>
+      </w:r>
+      <w:proofErr w:type="spellEnd"/>
+      <w:r>
+        <w:rPr>
+          <w:lang w:val="en-US"/>
+        </w:rPr>
+        <w:t xml:space="preserve">”. </w:t>
       </w:r>
     </w:p>
     <w:p>
@@ -2153,7 +2306,19 @@
         <w:rPr>
           <w:lang w:val="en-US"/>
         </w:rPr>
-        <w:t>“</w:t>
+        <w:t>Also</w:t>
+      </w:r>
+      <w:r>
+        <w:rPr>
+          <w:lang w:val="en-US"/>
+        </w:rPr>
+        <w:t>,</w:t>
+      </w:r>
+      <w:r>
+        <w:rPr>
+          <w:lang w:val="en-US"/>
+        </w:rPr>
+        <w:t xml:space="preserve"> this </w:t>
       </w:r>
       <w:proofErr w:type="spellStart"/>
       <w:proofErr w:type="gramStart"/>
@@ -2161,7 +2326,7 @@
         <w:rPr>
           <w:lang w:val="en-US"/>
         </w:rPr>
-        <w:t>npm</w:t>
+        <w:t>package.json</w:t>
       </w:r>
       <w:proofErr w:type="spellEnd"/>
       <w:proofErr w:type="gramEnd"/>
@@ -2169,24 +2334,15 @@
         <w:rPr>
           <w:lang w:val="en-US"/>
         </w:rPr>
-        <w:t xml:space="preserve"> </w:t>
-      </w:r>
-      <w:proofErr w:type="spellStart"/>
-      <w:r>
-        <w:rPr>
-          <w:lang w:val="en-US"/>
-        </w:rPr>
-        <w:t>init</w:t>
-      </w:r>
-      <w:proofErr w:type="spellEnd"/>
-      <w:r>
-        <w:rPr>
-          <w:lang w:val="en-US"/>
-        </w:rPr>
-        <w:t xml:space="preserve">” command installs </w:t>
-      </w:r>
-      <w:proofErr w:type="spellStart"/>
-      <w:proofErr w:type="gramStart"/>
+        <w:t xml:space="preserve"> installs other dependencies automatically which are needed for the installed dependency to work properly. </w:t>
+      </w:r>
+      <w:r>
+        <w:rPr>
+          <w:lang w:val="en-US"/>
+        </w:rPr>
+        <w:t xml:space="preserve">Refer to </w:t>
+      </w:r>
+      <w:proofErr w:type="spellStart"/>
       <w:r>
         <w:rPr>
           <w:lang w:val="en-US"/>
@@ -2194,66 +2350,11 @@
         <w:t>package.json</w:t>
       </w:r>
       <w:proofErr w:type="spellEnd"/>
-      <w:proofErr w:type="gramEnd"/>
-      <w:r>
-        <w:rPr>
-          <w:lang w:val="en-US"/>
-        </w:rPr>
-        <w:t xml:space="preserve">. This file is used to install other packages/dependencies. </w:t>
-      </w:r>
-      <w:r>
-        <w:rPr>
-          <w:lang w:val="en-US"/>
-        </w:rPr>
-        <w:t>These new packages/dependencies</w:t>
-      </w:r>
-      <w:r>
-        <w:rPr>
-          <w:lang w:val="en-US"/>
-        </w:rPr>
-        <w:t xml:space="preserve"> are listed under “dependencies” property in </w:t>
-      </w:r>
-      <w:proofErr w:type="spellStart"/>
-      <w:r>
-        <w:rPr>
-          <w:lang w:val="en-US"/>
-        </w:rPr>
-        <w:t>package.json</w:t>
-      </w:r>
-      <w:proofErr w:type="spellEnd"/>
-      <w:r>
-        <w:rPr>
-          <w:lang w:val="en-US"/>
-        </w:rPr>
-        <w:t xml:space="preserve"> file as well as the </w:t>
-      </w:r>
-      <w:proofErr w:type="spellStart"/>
-      <w:r>
-        <w:rPr>
-          <w:lang w:val="en-US"/>
-        </w:rPr>
-        <w:t>npm</w:t>
-      </w:r>
-      <w:proofErr w:type="spellEnd"/>
-      <w:r>
-        <w:rPr>
-          <w:lang w:val="en-US"/>
-        </w:rPr>
-        <w:t xml:space="preserve"> also creates a separate folder to store these dependencies under a new folder named “</w:t>
-      </w:r>
-      <w:proofErr w:type="spellStart"/>
-      <w:r>
-        <w:rPr>
-          <w:lang w:val="en-US"/>
-        </w:rPr>
-        <w:t>node_modules</w:t>
-      </w:r>
-      <w:proofErr w:type="spellEnd"/>
-      <w:r>
-        <w:rPr>
-          <w:lang w:val="en-US"/>
-        </w:rPr>
-        <w:t xml:space="preserve">”. </w:t>
+      <w:r>
+        <w:rPr>
+          <w:lang w:val="en-US"/>
+        </w:rPr>
+        <w:t xml:space="preserve"> file for the installed dependencies. </w:t>
       </w:r>
     </w:p>
     <w:p>
@@ -2273,82 +2374,155 @@
         <w:rPr>
           <w:lang w:val="en-US"/>
         </w:rPr>
-        <w:t>Also</w:t>
-      </w:r>
-      <w:r>
-        <w:rPr>
-          <w:lang w:val="en-US"/>
-        </w:rPr>
-        <w:t>,</w:t>
-      </w:r>
-      <w:r>
-        <w:rPr>
-          <w:lang w:val="en-US"/>
-        </w:rPr>
-        <w:t xml:space="preserve"> this </w:t>
-      </w:r>
-      <w:proofErr w:type="spellStart"/>
-      <w:proofErr w:type="gramStart"/>
-      <w:r>
-        <w:rPr>
-          <w:lang w:val="en-US"/>
-        </w:rPr>
-        <w:t>package.json</w:t>
-      </w:r>
-      <w:proofErr w:type="spellEnd"/>
-      <w:proofErr w:type="gramEnd"/>
-      <w:r>
-        <w:rPr>
-          <w:lang w:val="en-US"/>
-        </w:rPr>
-        <w:t xml:space="preserve"> installs other dependencies automatically which are needed for the installed dependency to work properly. </w:t>
-      </w:r>
-      <w:r>
-        <w:rPr>
-          <w:lang w:val="en-US"/>
-        </w:rPr>
-        <w:t xml:space="preserve">Refer to </w:t>
-      </w:r>
-      <w:proofErr w:type="spellStart"/>
-      <w:r>
-        <w:rPr>
-          <w:lang w:val="en-US"/>
-        </w:rPr>
-        <w:t>package.json</w:t>
-      </w:r>
-      <w:proofErr w:type="spellEnd"/>
-      <w:r>
-        <w:rPr>
-          <w:lang w:val="en-US"/>
-        </w:rPr>
-        <w:t xml:space="preserve"> file for the installed dependencies. </w:t>
-      </w:r>
-    </w:p>
-    <w:p>
-      <w:pPr>
-        <w:pStyle w:val="ListParagraph"/>
-        <w:numPr>
-          <w:ilvl w:val="1"/>
-          <w:numId w:val="1"/>
-        </w:numPr>
+        <w:t xml:space="preserve">Last stopped at 2 </w:t>
+      </w:r>
+      <w:proofErr w:type="spellStart"/>
+      <w:r>
+        <w:rPr>
+          <w:lang w:val="en-US"/>
+        </w:rPr>
+        <w:t>hrs</w:t>
+      </w:r>
+      <w:proofErr w:type="spellEnd"/>
+      <w:r>
+        <w:rPr>
+          <w:lang w:val="en-US"/>
+        </w:rPr>
+        <w:t xml:space="preserve"> </w:t>
+      </w:r>
+    </w:p>
+    <w:p>
+      <w:pPr>
         <w:rPr>
           <w:b/>
           <w:bCs/>
           <w:lang w:val="en-US"/>
         </w:rPr>
       </w:pPr>
-      <w:r>
-        <w:rPr>
-          <w:lang w:val="en-US"/>
-        </w:rPr>
-        <w:t xml:space="preserve">Last stopped at 2 </w:t>
-      </w:r>
-      <w:proofErr w:type="spellStart"/>
-      <w:r>
-        <w:rPr>
-          <w:lang w:val="en-US"/>
-        </w:rPr>
-        <w:t>hrs</w:t>
+    </w:p>
+    <w:p>
+      <w:pPr>
+        <w:rPr>
+          <w:lang w:val="en-US"/>
+        </w:rPr>
+      </w:pPr>
+      <w:r>
+        <w:rPr>
+          <w:lang w:val="en-US"/>
+        </w:rPr>
+        <w:t>13-07-25</w:t>
+      </w:r>
+      <w:r>
+        <w:rPr>
+          <w:lang w:val="en-US"/>
+        </w:rPr>
+        <w:t xml:space="preserve"> (understanding the importance of </w:t>
+      </w:r>
+      <w:proofErr w:type="spellStart"/>
+      <w:r>
+        <w:rPr>
+          <w:lang w:val="en-US"/>
+        </w:rPr>
+        <w:t>node_module</w:t>
+      </w:r>
+      <w:proofErr w:type="spellEnd"/>
+      <w:r>
+        <w:rPr>
+          <w:lang w:val="en-US"/>
+        </w:rPr>
+        <w:t>)</w:t>
+      </w:r>
+    </w:p>
+    <w:p>
+      <w:pPr>
+        <w:rPr>
+          <w:lang w:val="en-US"/>
+        </w:rPr>
+      </w:pPr>
+    </w:p>
+    <w:p>
+      <w:pPr>
+        <w:pStyle w:val="ListParagraph"/>
+        <w:numPr>
+          <w:ilvl w:val="1"/>
+          <w:numId w:val="1"/>
+        </w:numPr>
+        <w:rPr>
+          <w:lang w:val="en-US"/>
+        </w:rPr>
+      </w:pPr>
+      <w:r>
+        <w:rPr>
+          <w:lang w:val="en-US"/>
+        </w:rPr>
+        <w:t xml:space="preserve">The </w:t>
+      </w:r>
+      <w:proofErr w:type="spellStart"/>
+      <w:r>
+        <w:rPr>
+          <w:lang w:val="en-US"/>
+        </w:rPr>
+        <w:t>node_modules</w:t>
+      </w:r>
+      <w:proofErr w:type="spellEnd"/>
+      <w:r>
+        <w:rPr>
+          <w:lang w:val="en-US"/>
+        </w:rPr>
+        <w:t xml:space="preserve"> folder will store all the dependencies and also packages (automatically installed by </w:t>
+      </w:r>
+      <w:proofErr w:type="spellStart"/>
+      <w:r>
+        <w:rPr>
+          <w:lang w:val="en-US"/>
+        </w:rPr>
+        <w:t>npm</w:t>
+      </w:r>
+      <w:proofErr w:type="spellEnd"/>
+      <w:r>
+        <w:rPr>
+          <w:lang w:val="en-US"/>
+        </w:rPr>
+        <w:t xml:space="preserve">) that are needed by dependencies. NPM will create this folder. </w:t>
+      </w:r>
+    </w:p>
+    <w:p>
+      <w:pPr>
+        <w:pStyle w:val="ListParagraph"/>
+        <w:numPr>
+          <w:ilvl w:val="1"/>
+          <w:numId w:val="1"/>
+        </w:numPr>
+        <w:rPr>
+          <w:lang w:val="en-US"/>
+        </w:rPr>
+      </w:pPr>
+      <w:r>
+        <w:rPr>
+          <w:lang w:val="en-US"/>
+        </w:rPr>
+        <w:t xml:space="preserve">Installed </w:t>
+      </w:r>
+      <w:proofErr w:type="spellStart"/>
+      <w:r>
+        <w:rPr>
+          <w:lang w:val="en-US"/>
+        </w:rPr>
+        <w:t>npm</w:t>
+      </w:r>
+      <w:proofErr w:type="spellEnd"/>
+      <w:r>
+        <w:rPr>
+          <w:lang w:val="en-US"/>
+        </w:rPr>
+        <w:t xml:space="preserve"> with command “</w:t>
+      </w:r>
+      <w:proofErr w:type="spellStart"/>
+      <w:r>
+        <w:rPr>
+          <w:lang w:val="en-US"/>
+        </w:rPr>
+        <w:t>npm</w:t>
       </w:r>
       <w:proofErr w:type="spellEnd"/>
       <w:r>
@@ -2357,27 +2531,148 @@
         </w:rPr>
         <w:t xml:space="preserve"> </w:t>
       </w:r>
-    </w:p>
-    <w:p>
-      <w:pPr>
+      <w:proofErr w:type="spellStart"/>
+      <w:r>
+        <w:rPr>
+          <w:lang w:val="en-US"/>
+        </w:rPr>
+        <w:t>init</w:t>
+      </w:r>
+      <w:proofErr w:type="spellEnd"/>
+      <w:r>
+        <w:rPr>
+          <w:lang w:val="en-US"/>
+        </w:rPr>
+        <w:t xml:space="preserve"> -y”. </w:t>
+      </w:r>
+    </w:p>
+    <w:p>
+      <w:pPr>
+        <w:pStyle w:val="ListParagraph"/>
+        <w:numPr>
+          <w:ilvl w:val="1"/>
+          <w:numId w:val="1"/>
+        </w:numPr>
+        <w:rPr>
+          <w:lang w:val="en-US"/>
+        </w:rPr>
+      </w:pPr>
+      <w:r>
+        <w:rPr>
+          <w:lang w:val="en-US"/>
+        </w:rPr>
+        <w:t xml:space="preserve">Installed dependency </w:t>
+      </w:r>
+      <w:proofErr w:type="spellStart"/>
+      <w:r>
+        <w:rPr>
+          <w:lang w:val="en-US"/>
+        </w:rPr>
+        <w:t>lodash</w:t>
+      </w:r>
+      <w:proofErr w:type="spellEnd"/>
+      <w:r>
+        <w:rPr>
+          <w:lang w:val="en-US"/>
+        </w:rPr>
+        <w:t xml:space="preserve"> with command “</w:t>
+      </w:r>
+      <w:proofErr w:type="spellStart"/>
+      <w:r>
+        <w:rPr>
+          <w:lang w:val="en-US"/>
+        </w:rPr>
+        <w:t>npm</w:t>
+      </w:r>
+      <w:proofErr w:type="spellEnd"/>
+      <w:r>
+        <w:rPr>
+          <w:lang w:val="en-US"/>
+        </w:rPr>
+        <w:t xml:space="preserve"> </w:t>
+      </w:r>
+      <w:proofErr w:type="spellStart"/>
+      <w:r>
+        <w:rPr>
+          <w:lang w:val="en-US"/>
+        </w:rPr>
+        <w:t>i</w:t>
+      </w:r>
+      <w:proofErr w:type="spellEnd"/>
+      <w:r>
+        <w:rPr>
+          <w:lang w:val="en-US"/>
+        </w:rPr>
+        <w:t xml:space="preserve"> </w:t>
+      </w:r>
+      <w:proofErr w:type="spellStart"/>
+      <w:r>
+        <w:rPr>
+          <w:lang w:val="en-US"/>
+        </w:rPr>
+        <w:t>lodash</w:t>
+      </w:r>
+      <w:proofErr w:type="spellEnd"/>
+      <w:r>
+        <w:rPr>
+          <w:lang w:val="en-US"/>
+        </w:rPr>
+        <w:t xml:space="preserve">”. </w:t>
+      </w:r>
+    </w:p>
+    <w:p>
+      <w:pPr>
+        <w:rPr>
+          <w:lang w:val="en-US"/>
+        </w:rPr>
+      </w:pPr>
+    </w:p>
+    <w:p>
+      <w:pPr>
+        <w:pStyle w:val="ListParagraph"/>
+        <w:numPr>
+          <w:ilvl w:val="0"/>
+          <w:numId w:val="1"/>
+        </w:numPr>
+        <w:rPr>
+          <w:lang w:val="en-US"/>
+        </w:rPr>
+      </w:pPr>
+      <w:r>
         <w:rPr>
           <w:b/>
           <w:bCs/>
           <w:lang w:val="en-US"/>
         </w:rPr>
-      </w:pPr>
-    </w:p>
-    <w:p>
-      <w:pPr>
-        <w:rPr>
-          <w:lang w:val="en-US"/>
-        </w:rPr>
-      </w:pPr>
-      <w:r>
-        <w:rPr>
-          <w:lang w:val="en-US"/>
-        </w:rPr>
-        <w:t>13-07-25</w:t>
+        <w:t>Share Code</w:t>
+      </w:r>
+      <w:r>
+        <w:rPr>
+          <w:lang w:val="en-US"/>
+        </w:rPr>
+        <w:t xml:space="preserve"> </w:t>
+      </w:r>
+      <w:r>
+        <w:rPr>
+          <w:lang w:val="en-US"/>
+        </w:rPr>
+        <w:t xml:space="preserve">(understanding the importance of </w:t>
+      </w:r>
+      <w:proofErr w:type="spellStart"/>
+      <w:proofErr w:type="gramStart"/>
+      <w:r>
+        <w:rPr>
+          <w:lang w:val="en-US"/>
+        </w:rPr>
+        <w:t>package.json</w:t>
+      </w:r>
+      <w:proofErr w:type="spellEnd"/>
+      <w:proofErr w:type="gramEnd"/>
+      <w:r>
+        <w:rPr>
+          <w:lang w:val="en-US"/>
+        </w:rPr>
+        <w:t>)</w:t>
       </w:r>
     </w:p>
     <w:p>
@@ -2395,7 +2690,89 @@
         <w:rPr>
           <w:lang w:val="en-US"/>
         </w:rPr>
-        <w:t xml:space="preserve">The </w:t>
+        <w:t xml:space="preserve">It’s crucial to have </w:t>
+      </w:r>
+      <w:proofErr w:type="spellStart"/>
+      <w:proofErr w:type="gramStart"/>
+      <w:r>
+        <w:rPr>
+          <w:lang w:val="en-US"/>
+        </w:rPr>
+        <w:t>package.json</w:t>
+      </w:r>
+      <w:proofErr w:type="spellEnd"/>
+      <w:proofErr w:type="gramEnd"/>
+      <w:r>
+        <w:rPr>
+          <w:lang w:val="en-US"/>
+        </w:rPr>
+        <w:t xml:space="preserve"> to share our project with other developers. </w:t>
+      </w:r>
+    </w:p>
+    <w:p>
+      <w:pPr>
+        <w:pStyle w:val="ListParagraph"/>
+        <w:numPr>
+          <w:ilvl w:val="1"/>
+          <w:numId w:val="1"/>
+        </w:numPr>
+        <w:rPr>
+          <w:lang w:val="en-US"/>
+        </w:rPr>
+      </w:pPr>
+      <w:r>
+        <w:rPr>
+          <w:lang w:val="en-US"/>
+        </w:rPr>
+        <w:t xml:space="preserve">While pushing the repo to a </w:t>
+      </w:r>
+      <w:proofErr w:type="spellStart"/>
+      <w:r>
+        <w:rPr>
+          <w:lang w:val="en-US"/>
+        </w:rPr>
+        <w:t>github</w:t>
+      </w:r>
+      <w:proofErr w:type="spellEnd"/>
+      <w:r>
+        <w:rPr>
+          <w:lang w:val="en-US"/>
+        </w:rPr>
+        <w:t xml:space="preserve"> repo, one can eliminate/ignore some heavy files to get uploaded by </w:t>
+      </w:r>
+      <w:proofErr w:type="gramStart"/>
+      <w:r>
+        <w:rPr>
+          <w:lang w:val="en-US"/>
+        </w:rPr>
+        <w:t>creating .</w:t>
+      </w:r>
+      <w:proofErr w:type="spellStart"/>
+      <w:r>
+        <w:rPr>
+          <w:lang w:val="en-US"/>
+        </w:rPr>
+        <w:t>gitignore</w:t>
+      </w:r>
+      <w:proofErr w:type="spellEnd"/>
+      <w:proofErr w:type="gramEnd"/>
+      <w:r>
+        <w:rPr>
+          <w:lang w:val="en-US"/>
+        </w:rPr>
+        <w:t xml:space="preserve"> file</w:t>
+      </w:r>
+      <w:r>
+        <w:rPr>
+          <w:lang w:val="en-US"/>
+        </w:rPr>
+        <w:t xml:space="preserve"> or folder</w:t>
+      </w:r>
+      <w:r>
+        <w:rPr>
+          <w:lang w:val="en-US"/>
+        </w:rPr>
+        <w:t xml:space="preserve"> and including the file name in it. Ex, </w:t>
       </w:r>
       <w:proofErr w:type="spellStart"/>
       <w:r>
@@ -2409,21 +2786,7 @@
         <w:rPr>
           <w:lang w:val="en-US"/>
         </w:rPr>
-        <w:t xml:space="preserve"> folder will store all the dependencies and also packages (automatically installed by </w:t>
-      </w:r>
-      <w:proofErr w:type="spellStart"/>
-      <w:r>
-        <w:rPr>
-          <w:lang w:val="en-US"/>
-        </w:rPr>
-        <w:t>npm</w:t>
-      </w:r>
-      <w:proofErr w:type="spellEnd"/>
-      <w:r>
-        <w:rPr>
-          <w:lang w:val="en-US"/>
-        </w:rPr>
-        <w:t xml:space="preserve">) that are needed by dependencies. NPM will create this folder. </w:t>
+        <w:t xml:space="preserve">. </w:t>
       </w:r>
     </w:p>
     <w:p>
@@ -2441,151 +2804,305 @@
         <w:rPr>
           <w:lang w:val="en-US"/>
         </w:rPr>
-        <w:t xml:space="preserve">Installed </w:t>
-      </w:r>
-      <w:proofErr w:type="spellStart"/>
-      <w:r>
-        <w:rPr>
-          <w:lang w:val="en-US"/>
-        </w:rPr>
-        <w:t>npm</w:t>
-      </w:r>
-      <w:proofErr w:type="spellEnd"/>
-      <w:r>
-        <w:rPr>
-          <w:lang w:val="en-US"/>
-        </w:rPr>
-        <w:t xml:space="preserve"> with command “</w:t>
-      </w:r>
-      <w:proofErr w:type="spellStart"/>
-      <w:r>
-        <w:rPr>
-          <w:lang w:val="en-US"/>
-        </w:rPr>
-        <w:t>npm</w:t>
-      </w:r>
-      <w:proofErr w:type="spellEnd"/>
-      <w:r>
-        <w:rPr>
-          <w:lang w:val="en-US"/>
-        </w:rPr>
-        <w:t xml:space="preserve"> </w:t>
-      </w:r>
-      <w:proofErr w:type="spellStart"/>
-      <w:r>
-        <w:rPr>
-          <w:lang w:val="en-US"/>
-        </w:rPr>
-        <w:t>init</w:t>
-      </w:r>
-      <w:proofErr w:type="spellEnd"/>
-      <w:r>
-        <w:rPr>
-          <w:lang w:val="en-US"/>
-        </w:rPr>
-        <w:t xml:space="preserve"> -y”. </w:t>
-      </w:r>
-    </w:p>
-    <w:p>
-      <w:pPr>
-        <w:pStyle w:val="ListParagraph"/>
-        <w:numPr>
-          <w:ilvl w:val="1"/>
-          <w:numId w:val="1"/>
-        </w:numPr>
-        <w:rPr>
-          <w:lang w:val="en-US"/>
-        </w:rPr>
-      </w:pPr>
-      <w:r>
-        <w:rPr>
-          <w:lang w:val="en-US"/>
-        </w:rPr>
-        <w:t xml:space="preserve">Installed dependency </w:t>
-      </w:r>
-      <w:proofErr w:type="spellStart"/>
-      <w:r>
-        <w:rPr>
-          <w:lang w:val="en-US"/>
-        </w:rPr>
-        <w:t>lodash</w:t>
-      </w:r>
-      <w:proofErr w:type="spellEnd"/>
-      <w:r>
-        <w:rPr>
-          <w:lang w:val="en-US"/>
-        </w:rPr>
-        <w:t xml:space="preserve"> with command “</w:t>
-      </w:r>
-      <w:proofErr w:type="spellStart"/>
-      <w:r>
-        <w:rPr>
-          <w:lang w:val="en-US"/>
-        </w:rPr>
-        <w:t>npm</w:t>
-      </w:r>
-      <w:proofErr w:type="spellEnd"/>
-      <w:r>
-        <w:rPr>
-          <w:lang w:val="en-US"/>
-        </w:rPr>
-        <w:t xml:space="preserve"> </w:t>
-      </w:r>
-      <w:proofErr w:type="spellStart"/>
-      <w:r>
-        <w:rPr>
-          <w:lang w:val="en-US"/>
-        </w:rPr>
-        <w:t>i</w:t>
-      </w:r>
-      <w:proofErr w:type="spellEnd"/>
-      <w:r>
-        <w:rPr>
-          <w:lang w:val="en-US"/>
-        </w:rPr>
-        <w:t xml:space="preserve"> </w:t>
-      </w:r>
-      <w:proofErr w:type="spellStart"/>
-      <w:r>
-        <w:rPr>
-          <w:lang w:val="en-US"/>
-        </w:rPr>
-        <w:t>lodash</w:t>
-      </w:r>
-      <w:proofErr w:type="spellEnd"/>
-      <w:r>
-        <w:rPr>
-          <w:lang w:val="en-US"/>
-        </w:rPr>
-        <w:t xml:space="preserve">”. </w:t>
-      </w:r>
-    </w:p>
-    <w:p>
-      <w:pPr>
-        <w:rPr>
-          <w:lang w:val="en-US"/>
-        </w:rPr>
-      </w:pPr>
-    </w:p>
-    <w:p>
-      <w:pPr>
-        <w:pStyle w:val="ListParagraph"/>
-        <w:numPr>
-          <w:ilvl w:val="0"/>
-          <w:numId w:val="1"/>
-        </w:numPr>
-        <w:rPr>
-          <w:lang w:val="en-US"/>
-        </w:rPr>
-      </w:pPr>
+        <w:lastRenderedPageBreak/>
+        <w:t xml:space="preserve">Now, if we skip uploading </w:t>
+      </w:r>
+      <w:proofErr w:type="spellStart"/>
+      <w:r>
+        <w:rPr>
+          <w:lang w:val="en-US"/>
+        </w:rPr>
+        <w:t>node_modules</w:t>
+      </w:r>
+      <w:proofErr w:type="spellEnd"/>
+      <w:r>
+        <w:rPr>
+          <w:lang w:val="en-US"/>
+        </w:rPr>
+        <w:t xml:space="preserve"> folder </w:t>
+      </w:r>
+      <w:r>
+        <w:rPr>
+          <w:lang w:val="en-US"/>
+        </w:rPr>
+        <w:t xml:space="preserve">(not the </w:t>
+      </w:r>
+      <w:proofErr w:type="spellStart"/>
+      <w:proofErr w:type="gramStart"/>
+      <w:r>
+        <w:rPr>
+          <w:lang w:val="en-US"/>
+        </w:rPr>
+        <w:t>package.json</w:t>
+      </w:r>
+      <w:proofErr w:type="spellEnd"/>
+      <w:proofErr w:type="gramEnd"/>
+      <w:r>
+        <w:rPr>
+          <w:lang w:val="en-US"/>
+        </w:rPr>
+        <w:t xml:space="preserve"> and other related files) </w:t>
+      </w:r>
+      <w:r>
+        <w:rPr>
+          <w:lang w:val="en-US"/>
+        </w:rPr>
+        <w:t xml:space="preserve">on </w:t>
+      </w:r>
+      <w:proofErr w:type="spellStart"/>
+      <w:r>
+        <w:rPr>
+          <w:lang w:val="en-US"/>
+        </w:rPr>
+        <w:t>github</w:t>
+      </w:r>
+      <w:proofErr w:type="spellEnd"/>
+      <w:r>
+        <w:rPr>
+          <w:lang w:val="en-US"/>
+        </w:rPr>
+        <w:t xml:space="preserve"> with the whole repo, than how the other developer would run the code without those dependencies which are present in </w:t>
+      </w:r>
+      <w:proofErr w:type="spellStart"/>
+      <w:r>
+        <w:rPr>
+          <w:lang w:val="en-US"/>
+        </w:rPr>
+        <w:t>node_modules</w:t>
+      </w:r>
+      <w:proofErr w:type="spellEnd"/>
+      <w:r>
+        <w:rPr>
+          <w:lang w:val="en-US"/>
+        </w:rPr>
+        <w:t xml:space="preserve"> folder? </w:t>
+      </w:r>
+    </w:p>
+    <w:p>
+      <w:pPr>
+        <w:pStyle w:val="ListParagraph"/>
+        <w:numPr>
+          <w:ilvl w:val="2"/>
+          <w:numId w:val="1"/>
+        </w:numPr>
+        <w:rPr>
+          <w:lang w:val="en-US"/>
+        </w:rPr>
+      </w:pPr>
+      <w:r>
+        <w:rPr>
+          <w:lang w:val="en-US"/>
+        </w:rPr>
+        <w:t xml:space="preserve">Simple answer is that once the other developer </w:t>
+      </w:r>
+      <w:r>
+        <w:rPr>
+          <w:lang w:val="en-US"/>
+        </w:rPr>
+        <w:t>clones</w:t>
+      </w:r>
+      <w:r>
+        <w:rPr>
+          <w:lang w:val="en-US"/>
+        </w:rPr>
+        <w:t xml:space="preserve"> the repo to his local machine, he just needs to run a single command in order to get all the dependencies. “</w:t>
+      </w:r>
+      <w:proofErr w:type="spellStart"/>
+      <w:proofErr w:type="gramStart"/>
       <w:r>
         <w:rPr>
           <w:b/>
           <w:bCs/>
           <w:lang w:val="en-US"/>
         </w:rPr>
-        <w:t>Share Code</w:t>
-      </w:r>
+        <w:t>npm</w:t>
+      </w:r>
+      <w:proofErr w:type="spellEnd"/>
+      <w:proofErr w:type="gramEnd"/>
+      <w:r>
+        <w:rPr>
+          <w:b/>
+          <w:bCs/>
+          <w:lang w:val="en-US"/>
+        </w:rPr>
+        <w:t xml:space="preserve"> install</w:t>
+      </w:r>
+      <w:r>
+        <w:rPr>
+          <w:lang w:val="en-US"/>
+        </w:rPr>
+        <w:t>”</w:t>
+      </w:r>
+      <w:r>
+        <w:rPr>
+          <w:lang w:val="en-US"/>
+        </w:rPr>
+        <w:t xml:space="preserve"> will install all the dependencies. </w:t>
+      </w:r>
+    </w:p>
+    <w:p>
+      <w:pPr>
+        <w:pStyle w:val="ListParagraph"/>
+        <w:numPr>
+          <w:ilvl w:val="2"/>
+          <w:numId w:val="1"/>
+        </w:numPr>
+        <w:rPr>
+          <w:lang w:val="en-US"/>
+        </w:rPr>
+      </w:pPr>
+      <w:r>
+        <w:rPr>
+          <w:lang w:val="en-US"/>
+        </w:rPr>
+        <w:t xml:space="preserve">And this will complete full project cloning on his local machine. </w:t>
+      </w:r>
+    </w:p>
+    <w:p>
+      <w:pPr>
+        <w:pStyle w:val="ListParagraph"/>
+        <w:numPr>
+          <w:ilvl w:val="2"/>
+          <w:numId w:val="1"/>
+        </w:numPr>
+        <w:rPr>
+          <w:lang w:val="en-US"/>
+        </w:rPr>
+      </w:pPr>
+      <w:r>
+        <w:rPr>
+          <w:lang w:val="en-US"/>
+        </w:rPr>
+        <w:t xml:space="preserve">This is common </w:t>
+      </w:r>
+      <w:r>
+        <w:rPr>
+          <w:lang w:val="en-US"/>
+        </w:rPr>
+        <w:t xml:space="preserve">and professional practice </w:t>
+      </w:r>
+      <w:r>
+        <w:rPr>
+          <w:lang w:val="en-US"/>
+        </w:rPr>
+        <w:t xml:space="preserve">between react developers that if they share their code, they do not include the </w:t>
+      </w:r>
+      <w:proofErr w:type="spellStart"/>
+      <w:r>
+        <w:rPr>
+          <w:lang w:val="en-US"/>
+        </w:rPr>
+        <w:t>node_modules</w:t>
+      </w:r>
+      <w:proofErr w:type="spellEnd"/>
+      <w:r>
+        <w:rPr>
+          <w:lang w:val="en-US"/>
+        </w:rPr>
+        <w:t xml:space="preserve"> folder as its big in size. </w:t>
+      </w:r>
+    </w:p>
+    <w:p>
+      <w:pPr>
+        <w:pStyle w:val="ListParagraph"/>
+        <w:numPr>
+          <w:ilvl w:val="2"/>
+          <w:numId w:val="1"/>
+        </w:numPr>
+        <w:rPr>
+          <w:lang w:val="en-US"/>
+        </w:rPr>
+      </w:pPr>
+      <w:r>
+        <w:rPr>
+          <w:lang w:val="en-US"/>
+        </w:rPr>
+        <w:t xml:space="preserve">It’s a professional way to upload repos on </w:t>
+      </w:r>
+      <w:proofErr w:type="spellStart"/>
+      <w:r>
+        <w:rPr>
+          <w:lang w:val="en-US"/>
+        </w:rPr>
+        <w:t>github</w:t>
+      </w:r>
+      <w:proofErr w:type="spellEnd"/>
+      <w:r>
+        <w:rPr>
+          <w:lang w:val="en-US"/>
+        </w:rPr>
+        <w:t xml:space="preserve">, keeping them as lite as possible. </w:t>
+      </w:r>
+      <w:r>
+        <w:rPr>
+          <w:lang w:val="en-US"/>
+        </w:rPr>
+        <w:t>Again</w:t>
+      </w:r>
+      <w:r>
+        <w:rPr>
+          <w:lang w:val="en-US"/>
+        </w:rPr>
+        <w:t>,</w:t>
+      </w:r>
+      <w:r>
+        <w:rPr>
+          <w:lang w:val="en-US"/>
+        </w:rPr>
+        <w:t xml:space="preserve"> the repos should include </w:t>
+      </w:r>
+      <w:proofErr w:type="spellStart"/>
+      <w:proofErr w:type="gramStart"/>
+      <w:r>
+        <w:rPr>
+          <w:lang w:val="en-US"/>
+        </w:rPr>
+        <w:t>package.json</w:t>
+      </w:r>
+      <w:proofErr w:type="spellEnd"/>
+      <w:proofErr w:type="gramEnd"/>
+      <w:r>
+        <w:rPr>
+          <w:lang w:val="en-US"/>
+        </w:rPr>
+        <w:t xml:space="preserve"> in order to get the dependencies. </w:t>
+      </w:r>
+    </w:p>
+    <w:p>
+      <w:pPr>
+        <w:rPr>
+          <w:lang w:val="en-US"/>
+        </w:rPr>
+      </w:pPr>
+    </w:p>
+    <w:p>
+      <w:pPr>
+        <w:rPr>
+          <w:lang w:val="en-US"/>
+        </w:rPr>
+      </w:pPr>
+    </w:p>
+    <w:p>
+      <w:pPr>
+        <w:pStyle w:val="ListParagraph"/>
+        <w:numPr>
+          <w:ilvl w:val="0"/>
+          <w:numId w:val="1"/>
+        </w:numPr>
+        <w:rPr>
+          <w:lang w:val="en-US"/>
+        </w:rPr>
+      </w:pPr>
+      <w:proofErr w:type="spellStart"/>
+      <w:r>
+        <w:rPr>
+          <w:b/>
+          <w:bCs/>
+          <w:lang w:val="en-US"/>
+        </w:rPr>
+        <w:t>Nodemon</w:t>
+      </w:r>
+      <w:proofErr w:type="spellEnd"/>
       <w:r>
         <w:rPr>
           <w:lang w:val="en-US"/>
@@ -2608,7 +3125,351 @@
         <w:rPr>
           <w:lang w:val="en-US"/>
         </w:rPr>
-        <w:t xml:space="preserve">It’s crucial to have </w:t>
+        <w:t>In simple words, this dependency will just watch out code and restart ou</w:t>
+      </w:r>
+      <w:r>
+        <w:rPr>
+          <w:lang w:val="en-US"/>
+        </w:rPr>
+        <w:t>r</w:t>
+      </w:r>
+      <w:r>
+        <w:rPr>
+          <w:lang w:val="en-US"/>
+        </w:rPr>
+        <w:t xml:space="preserve"> app</w:t>
+      </w:r>
+      <w:r>
+        <w:rPr>
+          <w:lang w:val="en-US"/>
+        </w:rPr>
+        <w:t xml:space="preserve"> every time a change is made</w:t>
+      </w:r>
+      <w:r>
+        <w:rPr>
+          <w:lang w:val="en-US"/>
+        </w:rPr>
+        <w:t>. So</w:t>
+      </w:r>
+      <w:r>
+        <w:rPr>
+          <w:lang w:val="en-US"/>
+        </w:rPr>
+        <w:t>,</w:t>
+      </w:r>
+      <w:r>
+        <w:rPr>
+          <w:lang w:val="en-US"/>
+        </w:rPr>
+        <w:t xml:space="preserve"> this way, we don’t need to type the command “node filename” each and every time. </w:t>
+      </w:r>
+      <w:r>
+        <w:rPr>
+          <w:lang w:val="en-US"/>
+        </w:rPr>
+        <w:t xml:space="preserve">This is just for our convenience and is not at all necessary. </w:t>
+      </w:r>
+    </w:p>
+    <w:p>
+      <w:pPr>
+        <w:pStyle w:val="ListParagraph"/>
+        <w:numPr>
+          <w:ilvl w:val="1"/>
+          <w:numId w:val="1"/>
+        </w:numPr>
+        <w:rPr>
+          <w:lang w:val="en-US"/>
+        </w:rPr>
+      </w:pPr>
+      <w:r>
+        <w:rPr>
+          <w:lang w:val="en-US"/>
+        </w:rPr>
+        <w:t xml:space="preserve">Installing </w:t>
+      </w:r>
+      <w:proofErr w:type="spellStart"/>
+      <w:r>
+        <w:rPr>
+          <w:lang w:val="en-US"/>
+        </w:rPr>
+        <w:t>nodemon</w:t>
+      </w:r>
+      <w:proofErr w:type="spellEnd"/>
+      <w:r>
+        <w:rPr>
+          <w:lang w:val="en-US"/>
+        </w:rPr>
+        <w:t xml:space="preserve"> as a dev dependency instead as a simple dependency. </w:t>
+      </w:r>
+    </w:p>
+    <w:p>
+      <w:pPr>
+        <w:pStyle w:val="ListParagraph"/>
+        <w:numPr>
+          <w:ilvl w:val="1"/>
+          <w:numId w:val="1"/>
+        </w:numPr>
+        <w:rPr>
+          <w:lang w:val="en-US"/>
+        </w:rPr>
+      </w:pPr>
+      <w:r>
+        <w:rPr>
+          <w:lang w:val="en-US"/>
+        </w:rPr>
+        <w:t xml:space="preserve">Command to install a dependency as </w:t>
+      </w:r>
+      <w:r>
+        <w:rPr>
+          <w:b/>
+          <w:bCs/>
+          <w:lang w:val="en-US"/>
+        </w:rPr>
+        <w:t>dev dependency</w:t>
+      </w:r>
+      <w:r>
+        <w:rPr>
+          <w:lang w:val="en-US"/>
+        </w:rPr>
+        <w:t xml:space="preserve">: </w:t>
+      </w:r>
+    </w:p>
+    <w:p>
+      <w:pPr>
+        <w:pStyle w:val="ListParagraph"/>
+        <w:numPr>
+          <w:ilvl w:val="2"/>
+          <w:numId w:val="1"/>
+        </w:numPr>
+        <w:rPr>
+          <w:lang w:val="en-US"/>
+        </w:rPr>
+      </w:pPr>
+      <w:r>
+        <w:rPr>
+          <w:lang w:val="en-US"/>
+        </w:rPr>
+        <w:t>-D or --save-dev</w:t>
+      </w:r>
+    </w:p>
+    <w:p>
+      <w:pPr>
+        <w:pStyle w:val="ListParagraph"/>
+        <w:numPr>
+          <w:ilvl w:val="3"/>
+          <w:numId w:val="1"/>
+        </w:numPr>
+        <w:rPr>
+          <w:lang w:val="en-US"/>
+        </w:rPr>
+      </w:pPr>
+      <w:r>
+        <w:rPr>
+          <w:lang w:val="en-US"/>
+        </w:rPr>
+        <w:t xml:space="preserve">Ex: </w:t>
+      </w:r>
+      <w:proofErr w:type="spellStart"/>
+      <w:r>
+        <w:rPr>
+          <w:lang w:val="en-US"/>
+        </w:rPr>
+        <w:t>npm</w:t>
+      </w:r>
+      <w:proofErr w:type="spellEnd"/>
+      <w:r>
+        <w:rPr>
+          <w:lang w:val="en-US"/>
+        </w:rPr>
+        <w:t xml:space="preserve"> </w:t>
+      </w:r>
+      <w:proofErr w:type="spellStart"/>
+      <w:r>
+        <w:rPr>
+          <w:lang w:val="en-US"/>
+        </w:rPr>
+        <w:t>i</w:t>
+      </w:r>
+      <w:proofErr w:type="spellEnd"/>
+      <w:r>
+        <w:rPr>
+          <w:lang w:val="en-US"/>
+        </w:rPr>
+        <w:t xml:space="preserve"> </w:t>
+      </w:r>
+      <w:proofErr w:type="spellStart"/>
+      <w:r>
+        <w:rPr>
+          <w:lang w:val="en-US"/>
+        </w:rPr>
+        <w:t>nodemon</w:t>
+      </w:r>
+      <w:proofErr w:type="spellEnd"/>
+      <w:r>
+        <w:rPr>
+          <w:lang w:val="en-US"/>
+        </w:rPr>
+        <w:t xml:space="preserve"> -D</w:t>
+      </w:r>
+      <w:r>
+        <w:rPr>
+          <w:lang w:val="en-US"/>
+        </w:rPr>
+        <w:t xml:space="preserve"> or </w:t>
+      </w:r>
+      <w:proofErr w:type="spellStart"/>
+      <w:r>
+        <w:rPr>
+          <w:lang w:val="en-US"/>
+        </w:rPr>
+        <w:t>npm</w:t>
+      </w:r>
+      <w:proofErr w:type="spellEnd"/>
+      <w:r>
+        <w:rPr>
+          <w:lang w:val="en-US"/>
+        </w:rPr>
+        <w:t xml:space="preserve"> </w:t>
+      </w:r>
+      <w:proofErr w:type="spellStart"/>
+      <w:r>
+        <w:rPr>
+          <w:lang w:val="en-US"/>
+        </w:rPr>
+        <w:t>i</w:t>
+      </w:r>
+      <w:proofErr w:type="spellEnd"/>
+      <w:r>
+        <w:rPr>
+          <w:lang w:val="en-US"/>
+        </w:rPr>
+        <w:t xml:space="preserve"> </w:t>
+      </w:r>
+      <w:proofErr w:type="spellStart"/>
+      <w:r>
+        <w:rPr>
+          <w:lang w:val="en-US"/>
+        </w:rPr>
+        <w:t>nodemon</w:t>
+      </w:r>
+      <w:proofErr w:type="spellEnd"/>
+      <w:r>
+        <w:rPr>
+          <w:lang w:val="en-US"/>
+        </w:rPr>
+        <w:t xml:space="preserve"> --save-dev</w:t>
+      </w:r>
+    </w:p>
+    <w:p>
+      <w:pPr>
+        <w:pStyle w:val="ListParagraph"/>
+        <w:numPr>
+          <w:ilvl w:val="1"/>
+          <w:numId w:val="1"/>
+        </w:numPr>
+        <w:rPr>
+          <w:lang w:val="en-US"/>
+        </w:rPr>
+      </w:pPr>
+      <w:r>
+        <w:rPr>
+          <w:lang w:val="en-US"/>
+        </w:rPr>
+        <w:t xml:space="preserve">What kind of packages are being added to </w:t>
+      </w:r>
+      <w:r>
+        <w:rPr>
+          <w:b/>
+          <w:bCs/>
+          <w:lang w:val="en-US"/>
+        </w:rPr>
+        <w:t>dev dependencies</w:t>
+      </w:r>
+      <w:r>
+        <w:rPr>
+          <w:lang w:val="en-US"/>
+        </w:rPr>
+        <w:t xml:space="preserve">? </w:t>
+      </w:r>
+    </w:p>
+    <w:p>
+      <w:pPr>
+        <w:pStyle w:val="ListParagraph"/>
+        <w:numPr>
+          <w:ilvl w:val="2"/>
+          <w:numId w:val="1"/>
+        </w:numPr>
+        <w:rPr>
+          <w:lang w:val="en-US"/>
+        </w:rPr>
+      </w:pPr>
+      <w:r>
+        <w:rPr>
+          <w:lang w:val="en-US"/>
+        </w:rPr>
+        <w:t>Packages that are only used during development and are not used by the actual project. So</w:t>
+      </w:r>
+      <w:r>
+        <w:rPr>
+          <w:lang w:val="en-US"/>
+        </w:rPr>
+        <w:t>,</w:t>
+      </w:r>
+      <w:r>
+        <w:rPr>
+          <w:lang w:val="en-US"/>
+        </w:rPr>
+        <w:t xml:space="preserve"> when we publish project, we only publish the dependencies that are actually needed by the project/app and not the dependencies that were used by the developer during development. </w:t>
+      </w:r>
+    </w:p>
+    <w:p>
+      <w:pPr>
+        <w:pStyle w:val="ListParagraph"/>
+        <w:numPr>
+          <w:ilvl w:val="2"/>
+          <w:numId w:val="1"/>
+        </w:numPr>
+        <w:rPr>
+          <w:lang w:val="en-US"/>
+        </w:rPr>
+      </w:pPr>
+      <w:r>
+        <w:rPr>
+          <w:lang w:val="en-US"/>
+        </w:rPr>
+        <w:t xml:space="preserve">Example: testing packages, linting, formatting etc. </w:t>
+      </w:r>
+    </w:p>
+    <w:p>
+      <w:pPr>
+        <w:pStyle w:val="ListParagraph"/>
+        <w:numPr>
+          <w:ilvl w:val="1"/>
+          <w:numId w:val="1"/>
+        </w:numPr>
+        <w:rPr>
+          <w:lang w:val="en-US"/>
+        </w:rPr>
+      </w:pPr>
+      <w:r>
+        <w:rPr>
+          <w:lang w:val="en-US"/>
+        </w:rPr>
+        <w:t>Working of “</w:t>
+      </w:r>
+      <w:r>
+        <w:rPr>
+          <w:b/>
+          <w:bCs/>
+          <w:lang w:val="en-US"/>
+        </w:rPr>
+        <w:t>Scripts</w:t>
+      </w:r>
+      <w:r>
+        <w:rPr>
+          <w:lang w:val="en-US"/>
+        </w:rPr>
+        <w:t xml:space="preserve">” in </w:t>
       </w:r>
       <w:proofErr w:type="spellStart"/>
       <w:proofErr w:type="gramStart"/>
@@ -2624,7 +3485,419 @@
         <w:rPr>
           <w:lang w:val="en-US"/>
         </w:rPr>
-        <w:t xml:space="preserve"> to share our project with other developers. </w:t>
+        <w:t xml:space="preserve">. </w:t>
+      </w:r>
+    </w:p>
+    <w:p>
+      <w:pPr>
+        <w:pStyle w:val="ListParagraph"/>
+        <w:numPr>
+          <w:ilvl w:val="2"/>
+          <w:numId w:val="1"/>
+        </w:numPr>
+        <w:rPr>
+          <w:lang w:val="en-US"/>
+        </w:rPr>
+      </w:pPr>
+      <w:r>
+        <w:rPr>
+          <w:lang w:val="en-US"/>
+        </w:rPr>
+        <w:t xml:space="preserve">Examples: </w:t>
+      </w:r>
+    </w:p>
+    <w:p>
+      <w:pPr>
+        <w:pStyle w:val="ListParagraph"/>
+        <w:numPr>
+          <w:ilvl w:val="0"/>
+          <w:numId w:val="1"/>
+        </w:numPr>
+        <w:shd w:val="clear" w:color="auto" w:fill="1F1F1F"/>
+        <w:spacing w:line="270" w:lineRule="atLeast"/>
+        <w:rPr>
+          <w:rFonts w:ascii="Menlo" w:eastAsia="Times New Roman" w:hAnsi="Menlo" w:cs="Menlo"/>
+          <w:color w:val="CCCCCC"/>
+          <w:kern w:val="0"/>
+          <w:sz w:val="18"/>
+          <w:szCs w:val="18"/>
+          <w:lang w:eastAsia="en-GB"/>
+          <w14:ligatures w14:val="none"/>
+        </w:rPr>
+      </w:pPr>
+      <w:r>
+        <w:rPr>
+          <w:rFonts w:ascii="Menlo" w:eastAsia="Times New Roman" w:hAnsi="Menlo" w:cs="Menlo"/>
+          <w:color w:val="9CDCFE"/>
+          <w:kern w:val="0"/>
+          <w:sz w:val="18"/>
+          <w:szCs w:val="18"/>
+          <w:lang w:eastAsia="en-GB"/>
+          <w14:ligatures w14:val="none"/>
+        </w:rPr>
+        <w:t>"scripts"</w:t>
+      </w:r>
+      <w:r>
+        <w:rPr>
+          <w:rFonts w:ascii="Menlo" w:eastAsia="Times New Roman" w:hAnsi="Menlo" w:cs="Menlo"/>
+          <w:color w:val="CCCCCC"/>
+          <w:kern w:val="0"/>
+          <w:sz w:val="18"/>
+          <w:szCs w:val="18"/>
+          <w:lang w:eastAsia="en-GB"/>
+          <w14:ligatures w14:val="none"/>
+        </w:rPr>
+        <w:t>: {</w:t>
+      </w:r>
+    </w:p>
+    <w:p>
+      <w:pPr>
+        <w:pStyle w:val="ListParagraph"/>
+        <w:numPr>
+          <w:ilvl w:val="0"/>
+          <w:numId w:val="1"/>
+        </w:numPr>
+        <w:shd w:val="clear" w:color="auto" w:fill="1F1F1F"/>
+        <w:spacing w:line="270" w:lineRule="atLeast"/>
+        <w:rPr>
+          <w:rFonts w:ascii="Menlo" w:eastAsia="Times New Roman" w:hAnsi="Menlo" w:cs="Menlo"/>
+          <w:color w:val="CCCCCC"/>
+          <w:kern w:val="0"/>
+          <w:sz w:val="18"/>
+          <w:szCs w:val="18"/>
+          <w:lang w:eastAsia="en-GB"/>
+          <w14:ligatures w14:val="none"/>
+        </w:rPr>
+      </w:pPr>
+      <w:r>
+        <w:rPr>
+          <w:rFonts w:ascii="Menlo" w:eastAsia="Times New Roman" w:hAnsi="Menlo" w:cs="Menlo"/>
+          <w:color w:val="CCCCCC"/>
+          <w:kern w:val="0"/>
+          <w:sz w:val="18"/>
+          <w:szCs w:val="18"/>
+          <w:lang w:eastAsia="en-GB"/>
+          <w14:ligatures w14:val="none"/>
+        </w:rPr>
+        <w:t xml:space="preserve">    </w:t>
+      </w:r>
+      <w:r>
+        <w:rPr>
+          <w:rFonts w:ascii="Menlo" w:eastAsia="Times New Roman" w:hAnsi="Menlo" w:cs="Menlo"/>
+          <w:color w:val="9CDCFE"/>
+          <w:kern w:val="0"/>
+          <w:sz w:val="18"/>
+          <w:szCs w:val="18"/>
+          <w:lang w:eastAsia="en-GB"/>
+          <w14:ligatures w14:val="none"/>
+        </w:rPr>
+        <w:t>"start"</w:t>
+      </w:r>
+      <w:r>
+        <w:rPr>
+          <w:rFonts w:ascii="Menlo" w:eastAsia="Times New Roman" w:hAnsi="Menlo" w:cs="Menlo"/>
+          <w:color w:val="CCCCCC"/>
+          <w:kern w:val="0"/>
+          <w:sz w:val="18"/>
+          <w:szCs w:val="18"/>
+          <w:lang w:eastAsia="en-GB"/>
+          <w14:ligatures w14:val="none"/>
+        </w:rPr>
+        <w:t xml:space="preserve">: </w:t>
+      </w:r>
+      <w:r>
+        <w:rPr>
+          <w:rFonts w:ascii="Menlo" w:eastAsia="Times New Roman" w:hAnsi="Menlo" w:cs="Menlo"/>
+          <w:color w:val="CE9178"/>
+          <w:kern w:val="0"/>
+          <w:sz w:val="18"/>
+          <w:szCs w:val="18"/>
+          <w:lang w:eastAsia="en-GB"/>
+          <w14:ligatures w14:val="none"/>
+        </w:rPr>
+        <w:t>"node app.js"</w:t>
+      </w:r>
+      <w:r>
+        <w:rPr>
+          <w:rFonts w:ascii="Menlo" w:eastAsia="Times New Roman" w:hAnsi="Menlo" w:cs="Menlo"/>
+          <w:color w:val="CCCCCC"/>
+          <w:kern w:val="0"/>
+          <w:sz w:val="18"/>
+          <w:szCs w:val="18"/>
+          <w:lang w:eastAsia="en-GB"/>
+          <w14:ligatures w14:val="none"/>
+        </w:rPr>
+        <w:t>,</w:t>
+      </w:r>
+    </w:p>
+    <w:p>
+      <w:pPr>
+        <w:pStyle w:val="ListParagraph"/>
+        <w:numPr>
+          <w:ilvl w:val="0"/>
+          <w:numId w:val="1"/>
+        </w:numPr>
+        <w:shd w:val="clear" w:color="auto" w:fill="1F1F1F"/>
+        <w:spacing w:line="270" w:lineRule="atLeast"/>
+        <w:rPr>
+          <w:rFonts w:ascii="Menlo" w:eastAsia="Times New Roman" w:hAnsi="Menlo" w:cs="Menlo"/>
+          <w:color w:val="CCCCCC"/>
+          <w:kern w:val="0"/>
+          <w:sz w:val="18"/>
+          <w:szCs w:val="18"/>
+          <w:lang w:eastAsia="en-GB"/>
+          <w14:ligatures w14:val="none"/>
+        </w:rPr>
+      </w:pPr>
+      <w:r>
+        <w:rPr>
+          <w:rFonts w:ascii="Menlo" w:eastAsia="Times New Roman" w:hAnsi="Menlo" w:cs="Menlo"/>
+          <w:color w:val="CCCCCC"/>
+          <w:kern w:val="0"/>
+          <w:sz w:val="18"/>
+          <w:szCs w:val="18"/>
+          <w:lang w:eastAsia="en-GB"/>
+          <w14:ligatures w14:val="none"/>
+        </w:rPr>
+        <w:t xml:space="preserve">    </w:t>
+      </w:r>
+      <w:r>
+        <w:rPr>
+          <w:rFonts w:ascii="Menlo" w:eastAsia="Times New Roman" w:hAnsi="Menlo" w:cs="Menlo"/>
+          <w:color w:val="9CDCFE"/>
+          <w:kern w:val="0"/>
+          <w:sz w:val="18"/>
+          <w:szCs w:val="18"/>
+          <w:lang w:eastAsia="en-GB"/>
+          <w14:ligatures w14:val="none"/>
+        </w:rPr>
+        <w:t>"dev"</w:t>
+      </w:r>
+      <w:r>
+        <w:rPr>
+          <w:rFonts w:ascii="Menlo" w:eastAsia="Times New Roman" w:hAnsi="Menlo" w:cs="Menlo"/>
+          <w:color w:val="CCCCCC"/>
+          <w:kern w:val="0"/>
+          <w:sz w:val="18"/>
+          <w:szCs w:val="18"/>
+          <w:lang w:eastAsia="en-GB"/>
+          <w14:ligatures w14:val="none"/>
+        </w:rPr>
+        <w:t xml:space="preserve">: </w:t>
+      </w:r>
+      <w:r>
+        <w:rPr>
+          <w:rFonts w:ascii="Menlo" w:eastAsia="Times New Roman" w:hAnsi="Menlo" w:cs="Menlo"/>
+          <w:color w:val="CE9178"/>
+          <w:kern w:val="0"/>
+          <w:sz w:val="18"/>
+          <w:szCs w:val="18"/>
+          <w:lang w:eastAsia="en-GB"/>
+          <w14:ligatures w14:val="none"/>
+        </w:rPr>
+        <w:t>"</w:t>
+      </w:r>
+      <w:proofErr w:type="spellStart"/>
+      <w:r>
+        <w:rPr>
+          <w:rFonts w:ascii="Menlo" w:eastAsia="Times New Roman" w:hAnsi="Menlo" w:cs="Menlo"/>
+          <w:color w:val="CE9178"/>
+          <w:kern w:val="0"/>
+          <w:sz w:val="18"/>
+          <w:szCs w:val="18"/>
+          <w:lang w:eastAsia="en-GB"/>
+          <w14:ligatures w14:val="none"/>
+        </w:rPr>
+        <w:t>nodemon</w:t>
+      </w:r>
+      <w:proofErr w:type="spellEnd"/>
+      <w:r>
+        <w:rPr>
+          <w:rFonts w:ascii="Menlo" w:eastAsia="Times New Roman" w:hAnsi="Menlo" w:cs="Menlo"/>
+          <w:color w:val="CE9178"/>
+          <w:kern w:val="0"/>
+          <w:sz w:val="18"/>
+          <w:szCs w:val="18"/>
+          <w:lang w:eastAsia="en-GB"/>
+          <w14:ligatures w14:val="none"/>
+        </w:rPr>
+        <w:t xml:space="preserve"> app.js"</w:t>
+      </w:r>
+    </w:p>
+    <w:p>
+      <w:pPr>
+        <w:pStyle w:val="ListParagraph"/>
+        <w:numPr>
+          <w:ilvl w:val="0"/>
+          <w:numId w:val="1"/>
+        </w:numPr>
+        <w:shd w:val="clear" w:color="auto" w:fill="1F1F1F"/>
+        <w:spacing w:line="270" w:lineRule="atLeast"/>
+        <w:rPr>
+          <w:rFonts w:ascii="Menlo" w:eastAsia="Times New Roman" w:hAnsi="Menlo" w:cs="Menlo"/>
+          <w:color w:val="CCCCCC"/>
+          <w:kern w:val="0"/>
+          <w:sz w:val="18"/>
+          <w:szCs w:val="18"/>
+          <w:lang w:eastAsia="en-GB"/>
+          <w14:ligatures w14:val="none"/>
+        </w:rPr>
+      </w:pPr>
+      <w:r>
+        <w:rPr>
+          <w:rFonts w:ascii="Menlo" w:eastAsia="Times New Roman" w:hAnsi="Menlo" w:cs="Menlo"/>
+          <w:color w:val="CCCCCC"/>
+          <w:kern w:val="0"/>
+          <w:sz w:val="18"/>
+          <w:szCs w:val="18"/>
+          <w:lang w:eastAsia="en-GB"/>
+          <w14:ligatures w14:val="none"/>
+        </w:rPr>
+        <w:t xml:space="preserve">  },</w:t>
+      </w:r>
+    </w:p>
+    <w:p>
+      <w:pPr>
+        <w:pStyle w:val="ListParagraph"/>
+        <w:numPr>
+          <w:ilvl w:val="2"/>
+          <w:numId w:val="1"/>
+        </w:numPr>
+        <w:rPr>
+          <w:lang w:val="en-US"/>
+        </w:rPr>
+      </w:pPr>
+      <w:r>
+        <w:rPr>
+          <w:lang w:val="en-US"/>
+        </w:rPr>
+        <w:t>Just enter “</w:t>
+      </w:r>
+      <w:proofErr w:type="spellStart"/>
+      <w:r>
+        <w:rPr>
+          <w:lang w:val="en-US"/>
+        </w:rPr>
+        <w:t>npm</w:t>
+      </w:r>
+      <w:proofErr w:type="spellEnd"/>
+      <w:r>
+        <w:rPr>
+          <w:lang w:val="en-US"/>
+        </w:rPr>
+        <w:t xml:space="preserve"> start” in terminal to run app.js. </w:t>
+      </w:r>
+    </w:p>
+    <w:p>
+      <w:pPr>
+        <w:pStyle w:val="ListParagraph"/>
+        <w:numPr>
+          <w:ilvl w:val="2"/>
+          <w:numId w:val="1"/>
+        </w:numPr>
+        <w:rPr>
+          <w:lang w:val="en-US"/>
+        </w:rPr>
+      </w:pPr>
+      <w:r>
+        <w:rPr>
+          <w:lang w:val="en-US"/>
+        </w:rPr>
+        <w:t>Enter “</w:t>
+      </w:r>
+      <w:proofErr w:type="spellStart"/>
+      <w:r>
+        <w:rPr>
+          <w:lang w:val="en-US"/>
+        </w:rPr>
+        <w:t>npm</w:t>
+      </w:r>
+      <w:proofErr w:type="spellEnd"/>
+      <w:r>
+        <w:rPr>
+          <w:lang w:val="en-US"/>
+        </w:rPr>
+        <w:t xml:space="preserve"> run dev” in terminal to run app.js with </w:t>
+      </w:r>
+      <w:proofErr w:type="spellStart"/>
+      <w:r>
+        <w:rPr>
+          <w:lang w:val="en-US"/>
+        </w:rPr>
+        <w:t>nodemon</w:t>
+      </w:r>
+      <w:proofErr w:type="spellEnd"/>
+      <w:r>
+        <w:rPr>
+          <w:lang w:val="en-US"/>
+        </w:rPr>
+        <w:t xml:space="preserve">. </w:t>
+      </w:r>
+    </w:p>
+    <w:p>
+      <w:pPr>
+        <w:pStyle w:val="ListParagraph"/>
+        <w:numPr>
+          <w:ilvl w:val="2"/>
+          <w:numId w:val="1"/>
+        </w:numPr>
+        <w:rPr>
+          <w:lang w:val="en-US"/>
+        </w:rPr>
+      </w:pPr>
+      <w:r>
+        <w:rPr>
+          <w:lang w:val="en-US"/>
+        </w:rPr>
+        <w:t xml:space="preserve">^c will exit </w:t>
+      </w:r>
+      <w:proofErr w:type="spellStart"/>
+      <w:r>
+        <w:rPr>
+          <w:lang w:val="en-US"/>
+        </w:rPr>
+        <w:t>nodemon</w:t>
+      </w:r>
+      <w:proofErr w:type="spellEnd"/>
+      <w:r>
+        <w:rPr>
+          <w:lang w:val="en-US"/>
+        </w:rPr>
+        <w:t xml:space="preserve">. </w:t>
+      </w:r>
+    </w:p>
+    <w:p>
+      <w:pPr>
+        <w:pStyle w:val="ListParagraph"/>
+        <w:numPr>
+          <w:ilvl w:val="0"/>
+          <w:numId w:val="1"/>
+        </w:numPr>
+        <w:rPr>
+          <w:lang w:val="en-US"/>
+        </w:rPr>
+      </w:pPr>
+      <w:r>
+        <w:rPr>
+          <w:b/>
+          <w:bCs/>
+          <w:lang w:val="en-US"/>
+        </w:rPr>
+        <w:t>Uninstall</w:t>
+      </w:r>
+      <w:r>
+        <w:rPr>
+          <w:b/>
+          <w:bCs/>
+          <w:lang w:val="en-US"/>
+        </w:rPr>
+        <w:t>:</w:t>
+      </w:r>
+      <w:r>
+        <w:rPr>
+          <w:lang w:val="en-US"/>
+        </w:rPr>
+        <w:t xml:space="preserve"> packages</w:t>
       </w:r>
     </w:p>
     <w:p>
@@ -2642,47 +3915,149 @@
         <w:rPr>
           <w:lang w:val="en-US"/>
         </w:rPr>
-        <w:t xml:space="preserve">While pushing the repo to a </w:t>
-      </w:r>
-      <w:proofErr w:type="spellStart"/>
-      <w:r>
-        <w:rPr>
-          <w:lang w:val="en-US"/>
-        </w:rPr>
-        <w:t>github</w:t>
-      </w:r>
-      <w:proofErr w:type="spellEnd"/>
-      <w:r>
-        <w:rPr>
-          <w:lang w:val="en-US"/>
-        </w:rPr>
-        <w:t xml:space="preserve"> repo, one can eliminate/ignore some heavy files to get uploaded by creating .</w:t>
-      </w:r>
-      <w:proofErr w:type="spellStart"/>
-      <w:r>
-        <w:rPr>
-          <w:lang w:val="en-US"/>
-        </w:rPr>
-        <w:t>gitignore</w:t>
-      </w:r>
-      <w:proofErr w:type="spellEnd"/>
-      <w:r>
-        <w:rPr>
-          <w:lang w:val="en-US"/>
-        </w:rPr>
-        <w:t xml:space="preserve"> file</w:t>
-      </w:r>
-      <w:r>
-        <w:rPr>
-          <w:lang w:val="en-US"/>
-        </w:rPr>
-        <w:t xml:space="preserve"> or folder</w:t>
-      </w:r>
-      <w:r>
-        <w:rPr>
-          <w:lang w:val="en-US"/>
-        </w:rPr>
-        <w:t xml:space="preserve"> and including the file name in it. Ex, </w:t>
+        <w:t xml:space="preserve">Simple way: </w:t>
+      </w:r>
+      <w:r>
+        <w:rPr>
+          <w:lang w:val="en-US"/>
+        </w:rPr>
+        <w:t>To uninstall any package, enter command “</w:t>
+      </w:r>
+      <w:proofErr w:type="spellStart"/>
+      <w:r>
+        <w:rPr>
+          <w:lang w:val="en-US"/>
+        </w:rPr>
+        <w:t>npm</w:t>
+      </w:r>
+      <w:proofErr w:type="spellEnd"/>
+      <w:r>
+        <w:rPr>
+          <w:lang w:val="en-US"/>
+        </w:rPr>
+        <w:t xml:space="preserve"> uninstall </w:t>
+      </w:r>
+      <w:proofErr w:type="spellStart"/>
+      <w:r>
+        <w:rPr>
+          <w:lang w:val="en-US"/>
+        </w:rPr>
+        <w:t>packagename</w:t>
+      </w:r>
+      <w:proofErr w:type="spellEnd"/>
+      <w:r>
+        <w:rPr>
+          <w:lang w:val="en-US"/>
+        </w:rPr>
+        <w:t>”</w:t>
+      </w:r>
+      <w:r>
+        <w:rPr>
+          <w:lang w:val="en-US"/>
+        </w:rPr>
+        <w:t xml:space="preserve">. </w:t>
+      </w:r>
+    </w:p>
+    <w:p>
+      <w:pPr>
+        <w:pStyle w:val="ListParagraph"/>
+        <w:numPr>
+          <w:ilvl w:val="2"/>
+          <w:numId w:val="1"/>
+        </w:numPr>
+        <w:rPr>
+          <w:lang w:val="en-US"/>
+        </w:rPr>
+      </w:pPr>
+      <w:r>
+        <w:rPr>
+          <w:lang w:val="en-US"/>
+        </w:rPr>
+        <w:t xml:space="preserve">Ex. </w:t>
+      </w:r>
+      <w:proofErr w:type="spellStart"/>
+      <w:r>
+        <w:rPr>
+          <w:lang w:val="en-US"/>
+        </w:rPr>
+        <w:t>Npm</w:t>
+      </w:r>
+      <w:proofErr w:type="spellEnd"/>
+      <w:r>
+        <w:rPr>
+          <w:lang w:val="en-US"/>
+        </w:rPr>
+        <w:t xml:space="preserve"> uninstall bootstrap</w:t>
+      </w:r>
+    </w:p>
+    <w:p>
+      <w:pPr>
+        <w:pStyle w:val="ListParagraph"/>
+        <w:numPr>
+          <w:ilvl w:val="1"/>
+          <w:numId w:val="1"/>
+        </w:numPr>
+        <w:rPr>
+          <w:lang w:val="en-US"/>
+        </w:rPr>
+      </w:pPr>
+      <w:r>
+        <w:rPr>
+          <w:b/>
+          <w:bCs/>
+          <w:lang w:val="en-US"/>
+        </w:rPr>
+        <w:t>Nuclear Approach</w:t>
+      </w:r>
+      <w:r>
+        <w:rPr>
+          <w:lang w:val="en-US"/>
+        </w:rPr>
+        <w:t>: Uninstalling package including every</w:t>
+      </w:r>
+      <w:r>
+        <w:rPr>
+          <w:lang w:val="en-US"/>
+        </w:rPr>
+        <w:t xml:space="preserve"> other </w:t>
+      </w:r>
+      <w:proofErr w:type="gramStart"/>
+      <w:r>
+        <w:rPr>
+          <w:lang w:val="en-US"/>
+        </w:rPr>
+        <w:t>dependencies</w:t>
+      </w:r>
+      <w:proofErr w:type="gramEnd"/>
+      <w:r>
+        <w:rPr>
+          <w:lang w:val="en-US"/>
+        </w:rPr>
+        <w:t xml:space="preserve"> that were used by it. </w:t>
+      </w:r>
+      <w:r>
+        <w:rPr>
+          <w:lang w:val="en-US"/>
+        </w:rPr>
+        <w:t xml:space="preserve"> </w:t>
+      </w:r>
+    </w:p>
+    <w:p>
+      <w:pPr>
+        <w:pStyle w:val="ListParagraph"/>
+        <w:numPr>
+          <w:ilvl w:val="2"/>
+          <w:numId w:val="1"/>
+        </w:numPr>
+        <w:rPr>
+          <w:lang w:val="en-US"/>
+        </w:rPr>
+      </w:pPr>
+      <w:r>
+        <w:rPr>
+          <w:lang w:val="en-US"/>
+        </w:rPr>
+        <w:t xml:space="preserve">Delete folder </w:t>
       </w:r>
       <w:proofErr w:type="spellStart"/>
       <w:r>
@@ -2696,7 +4071,1179 @@
         <w:rPr>
           <w:lang w:val="en-US"/>
         </w:rPr>
+        <w:t xml:space="preserve"> and the file package-</w:t>
+      </w:r>
+      <w:proofErr w:type="spellStart"/>
+      <w:proofErr w:type="gramStart"/>
+      <w:r>
+        <w:rPr>
+          <w:lang w:val="en-US"/>
+        </w:rPr>
+        <w:t>lock.json</w:t>
+      </w:r>
+      <w:proofErr w:type="spellEnd"/>
+      <w:proofErr w:type="gramEnd"/>
+      <w:r>
+        <w:rPr>
+          <w:lang w:val="en-US"/>
+        </w:rPr>
+        <w:t xml:space="preserve">. </w:t>
+      </w:r>
+    </w:p>
+    <w:p>
+      <w:pPr>
+        <w:pStyle w:val="ListParagraph"/>
+        <w:numPr>
+          <w:ilvl w:val="2"/>
+          <w:numId w:val="1"/>
+        </w:numPr>
+        <w:rPr>
+          <w:lang w:val="en-US"/>
+        </w:rPr>
+      </w:pPr>
+      <w:r>
+        <w:rPr>
+          <w:lang w:val="en-US"/>
+        </w:rPr>
+        <w:lastRenderedPageBreak/>
+        <w:t xml:space="preserve">Remove the package name from </w:t>
+      </w:r>
+      <w:proofErr w:type="spellStart"/>
+      <w:proofErr w:type="gramStart"/>
+      <w:r>
+        <w:rPr>
+          <w:lang w:val="en-US"/>
+        </w:rPr>
+        <w:t>package.json</w:t>
+      </w:r>
+      <w:proofErr w:type="spellEnd"/>
+      <w:proofErr w:type="gramEnd"/>
+      <w:r>
+        <w:rPr>
+          <w:lang w:val="en-US"/>
+        </w:rPr>
+        <w:t xml:space="preserve"> under dependencies. </w:t>
+      </w:r>
+    </w:p>
+    <w:p>
+      <w:pPr>
+        <w:pStyle w:val="ListParagraph"/>
+        <w:numPr>
+          <w:ilvl w:val="2"/>
+          <w:numId w:val="1"/>
+        </w:numPr>
+        <w:rPr>
+          <w:lang w:val="en-US"/>
+        </w:rPr>
+      </w:pPr>
+      <w:r>
+        <w:rPr>
+          <w:lang w:val="en-US"/>
+        </w:rPr>
+        <w:t>Run command “</w:t>
+      </w:r>
+      <w:proofErr w:type="spellStart"/>
+      <w:r>
+        <w:rPr>
+          <w:lang w:val="en-US"/>
+        </w:rPr>
+        <w:t>npm</w:t>
+      </w:r>
+      <w:proofErr w:type="spellEnd"/>
+      <w:r>
+        <w:rPr>
+          <w:lang w:val="en-US"/>
+        </w:rPr>
+        <w:t xml:space="preserve"> install”. </w:t>
+      </w:r>
+    </w:p>
+    <w:p>
+      <w:pPr>
+        <w:pStyle w:val="ListParagraph"/>
+        <w:numPr>
+          <w:ilvl w:val="2"/>
+          <w:numId w:val="1"/>
+        </w:numPr>
+        <w:rPr>
+          <w:lang w:val="en-US"/>
+        </w:rPr>
+      </w:pPr>
+      <w:r>
+        <w:rPr>
+          <w:lang w:val="en-US"/>
+        </w:rPr>
+        <w:t xml:space="preserve">This will remove all the dependencies and reinstall only the ones that are mentioned in </w:t>
+      </w:r>
+      <w:proofErr w:type="spellStart"/>
+      <w:proofErr w:type="gramStart"/>
+      <w:r>
+        <w:rPr>
+          <w:lang w:val="en-US"/>
+        </w:rPr>
+        <w:t>package.json</w:t>
+      </w:r>
+      <w:proofErr w:type="spellEnd"/>
+      <w:proofErr w:type="gramEnd"/>
+      <w:r>
+        <w:rPr>
+          <w:lang w:val="en-US"/>
+        </w:rPr>
+        <w:t xml:space="preserve">. </w:t>
+      </w:r>
+    </w:p>
+    <w:p>
+      <w:pPr>
+        <w:rPr>
+          <w:lang w:val="en-US"/>
+        </w:rPr>
+      </w:pPr>
+      <w:r>
+        <w:rPr>
+          <w:lang w:val="en-US"/>
+        </w:rPr>
+        <w:t>14-07-25</w:t>
+      </w:r>
+    </w:p>
+    <w:p>
+      <w:pPr>
+        <w:pStyle w:val="ListParagraph"/>
+        <w:numPr>
+          <w:ilvl w:val="2"/>
+          <w:numId w:val="1"/>
+        </w:numPr>
+        <w:rPr>
+          <w:lang w:val="en-US"/>
+        </w:rPr>
+      </w:pPr>
+      <w:r>
+        <w:rPr>
+          <w:lang w:val="en-US"/>
+        </w:rPr>
+        <w:t xml:space="preserve">This is useful in cases like Gatsby, where its notorious sometimes, but after applying the Nuclear Approach, it works perfect like magic. </w:t>
+      </w:r>
+    </w:p>
+    <w:p>
+      <w:pPr>
+        <w:rPr>
+          <w:lang w:val="en-US"/>
+        </w:rPr>
+      </w:pPr>
+    </w:p>
+    <w:p>
+      <w:pPr>
+        <w:rPr>
+          <w:lang w:val="en-US"/>
+        </w:rPr>
+      </w:pPr>
+    </w:p>
+    <w:p>
+      <w:pPr>
+        <w:pStyle w:val="ListParagraph"/>
+        <w:numPr>
+          <w:ilvl w:val="0"/>
+          <w:numId w:val="1"/>
+        </w:numPr>
+        <w:rPr>
+          <w:lang w:val="en-US"/>
+        </w:rPr>
+      </w:pPr>
+      <w:r>
+        <w:rPr>
+          <w:b/>
+          <w:bCs/>
+          <w:lang w:val="en-US"/>
+        </w:rPr>
+        <w:t>Global Installation</w:t>
+      </w:r>
+      <w:r>
+        <w:rPr>
+          <w:lang w:val="en-US"/>
+        </w:rPr>
         <w:t xml:space="preserve"> </w:t>
+      </w:r>
+    </w:p>
+    <w:p>
+      <w:pPr>
+        <w:pStyle w:val="ListParagraph"/>
+        <w:numPr>
+          <w:ilvl w:val="1"/>
+          <w:numId w:val="1"/>
+        </w:numPr>
+        <w:rPr>
+          <w:lang w:val="en-US"/>
+        </w:rPr>
+      </w:pPr>
+      <w:r>
+        <w:rPr>
+          <w:lang w:val="en-US"/>
+        </w:rPr>
+        <w:t xml:space="preserve">Remember: </w:t>
+      </w:r>
+      <w:r>
+        <w:rPr>
+          <w:lang w:val="en-US"/>
+        </w:rPr>
+        <w:t xml:space="preserve">In a terminal, </w:t>
+      </w:r>
+      <w:proofErr w:type="spellStart"/>
+      <w:r>
+        <w:rPr>
+          <w:b/>
+          <w:bCs/>
+          <w:lang w:val="en-US"/>
+        </w:rPr>
+        <w:t>sudo</w:t>
+      </w:r>
+      <w:proofErr w:type="spellEnd"/>
+      <w:r>
+        <w:rPr>
+          <w:lang w:val="en-US"/>
+        </w:rPr>
+        <w:t xml:space="preserve"> is a command that allows a user to execute commands with the security privileges of another user, typically the superuser (root). It stands for "</w:t>
+      </w:r>
+      <w:r>
+        <w:rPr>
+          <w:b/>
+          <w:bCs/>
+          <w:lang w:val="en-US"/>
+        </w:rPr>
+        <w:t>superuser do</w:t>
+      </w:r>
+      <w:r>
+        <w:rPr>
+          <w:lang w:val="en-US"/>
+        </w:rPr>
+        <w:t>". This is useful when you need to perform tasks that require administrative or root access, but you don't want to log in as the root user directly.</w:t>
+      </w:r>
+    </w:p>
+    <w:p>
+      <w:pPr>
+        <w:pStyle w:val="ListParagraph"/>
+        <w:numPr>
+          <w:ilvl w:val="1"/>
+          <w:numId w:val="1"/>
+        </w:numPr>
+        <w:rPr>
+          <w:lang w:val="en-US"/>
+        </w:rPr>
+      </w:pPr>
+      <w:r>
+        <w:rPr>
+          <w:lang w:val="en-US"/>
+        </w:rPr>
+        <w:t xml:space="preserve">Installing something globally will work with all the projects. No need to install it every time of each project. </w:t>
+      </w:r>
+    </w:p>
+    <w:p>
+      <w:pPr>
+        <w:pStyle w:val="ListParagraph"/>
+        <w:numPr>
+          <w:ilvl w:val="1"/>
+          <w:numId w:val="1"/>
+        </w:numPr>
+        <w:rPr>
+          <w:lang w:val="en-US"/>
+        </w:rPr>
+      </w:pPr>
+      <w:r>
+        <w:rPr>
+          <w:lang w:val="en-US"/>
+        </w:rPr>
+        <w:t xml:space="preserve">Installing </w:t>
+      </w:r>
+      <w:proofErr w:type="spellStart"/>
+      <w:r>
+        <w:rPr>
+          <w:lang w:val="en-US"/>
+        </w:rPr>
+        <w:t>nodemon</w:t>
+      </w:r>
+      <w:proofErr w:type="spellEnd"/>
+      <w:r>
+        <w:rPr>
+          <w:lang w:val="en-US"/>
+        </w:rPr>
+        <w:t xml:space="preserve"> globally</w:t>
+      </w:r>
+      <w:r>
+        <w:rPr>
+          <w:lang w:val="en-US"/>
+        </w:rPr>
+        <w:t xml:space="preserve">. But with the </w:t>
+      </w:r>
+      <w:proofErr w:type="spellStart"/>
+      <w:r>
+        <w:rPr>
+          <w:lang w:val="en-US"/>
+        </w:rPr>
+        <w:t>npm</w:t>
+      </w:r>
+      <w:proofErr w:type="spellEnd"/>
+      <w:r>
+        <w:rPr>
+          <w:lang w:val="en-US"/>
+        </w:rPr>
+        <w:t xml:space="preserve"> version 5.4 or higher, using </w:t>
+      </w:r>
+      <w:proofErr w:type="spellStart"/>
+      <w:r>
+        <w:rPr>
+          <w:b/>
+          <w:bCs/>
+          <w:lang w:val="en-US"/>
+        </w:rPr>
+        <w:t>npx</w:t>
+      </w:r>
+      <w:proofErr w:type="spellEnd"/>
+      <w:r>
+        <w:rPr>
+          <w:b/>
+          <w:bCs/>
+          <w:lang w:val="en-US"/>
+        </w:rPr>
+        <w:t xml:space="preserve"> command</w:t>
+      </w:r>
+      <w:r>
+        <w:rPr>
+          <w:lang w:val="en-US"/>
+        </w:rPr>
+        <w:t xml:space="preserve"> eliminates the need to install a package globally. </w:t>
+      </w:r>
+    </w:p>
+    <w:p>
+      <w:pPr>
+        <w:pStyle w:val="ListParagraph"/>
+        <w:numPr>
+          <w:ilvl w:val="2"/>
+          <w:numId w:val="1"/>
+        </w:numPr>
+        <w:rPr>
+          <w:lang w:val="en-US"/>
+        </w:rPr>
+      </w:pPr>
+      <w:r>
+        <w:rPr>
+          <w:lang w:val="en-US"/>
+        </w:rPr>
+        <w:t xml:space="preserve">So, instead of installing </w:t>
+      </w:r>
+      <w:proofErr w:type="spellStart"/>
+      <w:r>
+        <w:rPr>
+          <w:lang w:val="en-US"/>
+        </w:rPr>
+        <w:t>node</w:t>
+      </w:r>
+      <w:r>
+        <w:rPr>
+          <w:lang w:val="en-US"/>
+        </w:rPr>
+        <w:t>mon</w:t>
+      </w:r>
+      <w:proofErr w:type="spellEnd"/>
+      <w:r>
+        <w:rPr>
+          <w:lang w:val="en-US"/>
+        </w:rPr>
+        <w:t xml:space="preserve"> globally by entering command “</w:t>
+      </w:r>
+      <w:proofErr w:type="spellStart"/>
+      <w:r>
+        <w:rPr>
+          <w:lang w:val="en-US"/>
+        </w:rPr>
+        <w:t>sudo</w:t>
+      </w:r>
+      <w:proofErr w:type="spellEnd"/>
+      <w:r>
+        <w:rPr>
+          <w:lang w:val="en-US"/>
+        </w:rPr>
+        <w:t xml:space="preserve"> </w:t>
+      </w:r>
+      <w:proofErr w:type="spellStart"/>
+      <w:r>
+        <w:rPr>
+          <w:lang w:val="en-US"/>
+        </w:rPr>
+        <w:t>npm</w:t>
+      </w:r>
+      <w:proofErr w:type="spellEnd"/>
+      <w:r>
+        <w:rPr>
+          <w:lang w:val="en-US"/>
+        </w:rPr>
+        <w:t xml:space="preserve"> install -g </w:t>
+      </w:r>
+      <w:proofErr w:type="spellStart"/>
+      <w:r>
+        <w:rPr>
+          <w:lang w:val="en-US"/>
+        </w:rPr>
+        <w:t>nodemon</w:t>
+      </w:r>
+      <w:proofErr w:type="spellEnd"/>
+      <w:r>
+        <w:rPr>
+          <w:lang w:val="en-US"/>
+        </w:rPr>
+        <w:t>” and then entering “</w:t>
+      </w:r>
+      <w:proofErr w:type="spellStart"/>
+      <w:r>
+        <w:rPr>
+          <w:lang w:val="en-US"/>
+        </w:rPr>
+        <w:t>nodemon</w:t>
+      </w:r>
+      <w:proofErr w:type="spellEnd"/>
+      <w:r>
+        <w:rPr>
+          <w:lang w:val="en-US"/>
+        </w:rPr>
+        <w:t xml:space="preserve"> app.js”, just type “</w:t>
+      </w:r>
+      <w:proofErr w:type="spellStart"/>
+      <w:r>
+        <w:rPr>
+          <w:lang w:val="en-US"/>
+        </w:rPr>
+        <w:t>npx</w:t>
+      </w:r>
+      <w:proofErr w:type="spellEnd"/>
+      <w:r>
+        <w:rPr>
+          <w:lang w:val="en-US"/>
+        </w:rPr>
+        <w:t xml:space="preserve"> </w:t>
+      </w:r>
+      <w:proofErr w:type="spellStart"/>
+      <w:r>
+        <w:rPr>
+          <w:lang w:val="en-US"/>
+        </w:rPr>
+        <w:t>nodemon</w:t>
+      </w:r>
+      <w:proofErr w:type="spellEnd"/>
+      <w:r>
+        <w:rPr>
+          <w:lang w:val="en-US"/>
+        </w:rPr>
+        <w:t xml:space="preserve"> app.js”. </w:t>
+      </w:r>
+    </w:p>
+    <w:p>
+      <w:pPr>
+        <w:pStyle w:val="ListParagraph"/>
+        <w:numPr>
+          <w:ilvl w:val="0"/>
+          <w:numId w:val="1"/>
+        </w:numPr>
+        <w:rPr>
+          <w:lang w:val="en-US"/>
+        </w:rPr>
+      </w:pPr>
+      <w:r>
+        <w:rPr>
+          <w:b/>
+          <w:bCs/>
+          <w:lang w:val="en-US"/>
+        </w:rPr>
+        <w:t>Package-</w:t>
+      </w:r>
+      <w:proofErr w:type="spellStart"/>
+      <w:r>
+        <w:rPr>
+          <w:b/>
+          <w:bCs/>
+          <w:lang w:val="en-US"/>
+        </w:rPr>
+        <w:t>Lock.Json</w:t>
+      </w:r>
+      <w:proofErr w:type="spellEnd"/>
+    </w:p>
+    <w:p>
+      <w:pPr>
+        <w:pStyle w:val="ListParagraph"/>
+        <w:numPr>
+          <w:ilvl w:val="1"/>
+          <w:numId w:val="1"/>
+        </w:numPr>
+        <w:rPr>
+          <w:lang w:val="en-US"/>
+        </w:rPr>
+      </w:pPr>
+      <w:r>
+        <w:rPr>
+          <w:lang w:val="en-US"/>
+        </w:rPr>
+        <w:t xml:space="preserve">Understanding the version number: </w:t>
+      </w:r>
+    </w:p>
+    <w:p>
+      <w:pPr>
+        <w:pStyle w:val="ListParagraph"/>
+        <w:numPr>
+          <w:ilvl w:val="2"/>
+          <w:numId w:val="1"/>
+        </w:numPr>
+        <w:rPr>
+          <w:lang w:val="en-US"/>
+        </w:rPr>
+      </w:pPr>
+      <w:r>
+        <w:rPr>
+          <w:lang w:val="en-US"/>
+        </w:rPr>
+        <w:t xml:space="preserve">For </w:t>
+      </w:r>
+      <w:proofErr w:type="spellStart"/>
+      <w:r>
+        <w:rPr>
+          <w:lang w:val="en-US"/>
+        </w:rPr>
+        <w:t>eg.</w:t>
+      </w:r>
+      <w:proofErr w:type="spellEnd"/>
+      <w:r>
+        <w:rPr>
+          <w:lang w:val="en-US"/>
+        </w:rPr>
+        <w:t xml:space="preserve"> Version 4.17.20, in here, 4 represents a breaking major change, 17 represents minor changes and is backward compatible and shouldn’t be experiencing any breaking changes and lastly 20 represents and patch update for a bug fix. </w:t>
+      </w:r>
+    </w:p>
+    <w:p>
+      <w:pPr>
+        <w:pStyle w:val="ListParagraph"/>
+        <w:numPr>
+          <w:ilvl w:val="0"/>
+          <w:numId w:val="1"/>
+        </w:numPr>
+        <w:rPr>
+          <w:lang w:val="en-US"/>
+        </w:rPr>
+      </w:pPr>
+      <w:r>
+        <w:rPr>
+          <w:b/>
+          <w:bCs/>
+          <w:lang w:val="en-US"/>
+        </w:rPr>
+        <w:t>Important Topics Intro</w:t>
+      </w:r>
+      <w:r>
+        <w:rPr>
+          <w:lang w:val="en-US"/>
+        </w:rPr>
+        <w:t xml:space="preserve"> </w:t>
+      </w:r>
+    </w:p>
+    <w:p>
+      <w:pPr>
+        <w:pStyle w:val="ListParagraph"/>
+        <w:numPr>
+          <w:ilvl w:val="0"/>
+          <w:numId w:val="1"/>
+        </w:numPr>
+        <w:rPr>
+          <w:lang w:val="en-US"/>
+        </w:rPr>
+      </w:pPr>
+      <w:r>
+        <w:rPr>
+          <w:b/>
+          <w:bCs/>
+          <w:lang w:val="en-US"/>
+        </w:rPr>
+        <w:t>Event Loop</w:t>
+      </w:r>
+    </w:p>
+    <w:p>
+      <w:pPr>
+        <w:rPr>
+          <w:lang w:val="en-US"/>
+        </w:rPr>
+      </w:pPr>
+      <w:r>
+        <w:rPr>
+          <w:lang w:val="en-US"/>
+        </w:rPr>
+        <w:t>16-07-25</w:t>
+      </w:r>
+    </w:p>
+    <w:p>
+      <w:pPr>
+        <w:pStyle w:val="ListParagraph"/>
+        <w:numPr>
+          <w:ilvl w:val="1"/>
+          <w:numId w:val="1"/>
+        </w:numPr>
+        <w:rPr>
+          <w:lang w:val="en-US"/>
+        </w:rPr>
+      </w:pPr>
+      <w:r>
+        <w:rPr>
+          <w:lang w:val="en-US"/>
+        </w:rPr>
+        <w:t>Event loop is what allows node.js to perform nonblocking I</w:t>
+      </w:r>
+      <w:r>
+        <w:rPr>
+          <w:lang w:val="en-US"/>
+        </w:rPr>
+        <w:t xml:space="preserve">nput &amp; output (I/O) operations – despite the fact that JavaScript is single-threaded – by offloading operations to the system kernel whenever possible. </w:t>
+      </w:r>
+    </w:p>
+    <w:p>
+      <w:pPr>
+        <w:pStyle w:val="ListParagraph"/>
+        <w:numPr>
+          <w:ilvl w:val="1"/>
+          <w:numId w:val="1"/>
+        </w:numPr>
+        <w:rPr>
+          <w:lang w:val="en-US"/>
+        </w:rPr>
+      </w:pPr>
+      <w:r>
+        <w:rPr>
+          <w:lang w:val="en-US"/>
+        </w:rPr>
+        <w:t>If not understood yet, refer internet for detailed understanding of Event Loops. Also</w:t>
+      </w:r>
+      <w:r>
+        <w:rPr>
+          <w:lang w:val="en-US"/>
+        </w:rPr>
+        <w:t xml:space="preserve">, </w:t>
+      </w:r>
+      <w:r>
+        <w:rPr>
+          <w:lang w:val="en-US"/>
+        </w:rPr>
+        <w:t>some alternatives are mention in this video at 2hrs 29min</w:t>
+      </w:r>
+      <w:r>
+        <w:rPr>
+          <w:lang w:val="en-US"/>
+        </w:rPr>
+        <w:t xml:space="preserve">. </w:t>
+      </w:r>
+    </w:p>
+    <w:p>
+      <w:pPr>
+        <w:pStyle w:val="ListParagraph"/>
+        <w:numPr>
+          <w:ilvl w:val="0"/>
+          <w:numId w:val="1"/>
+        </w:numPr>
+        <w:rPr>
+          <w:lang w:val="en-US"/>
+        </w:rPr>
+      </w:pPr>
+      <w:r>
+        <w:rPr>
+          <w:b/>
+          <w:bCs/>
+          <w:lang w:val="en-US"/>
+        </w:rPr>
+        <w:t>Event Loop Slides</w:t>
+      </w:r>
+      <w:r>
+        <w:rPr>
+          <w:lang w:val="en-US"/>
+        </w:rPr>
+        <w:t xml:space="preserve"> </w:t>
+      </w:r>
+    </w:p>
+    <w:p>
+      <w:pPr>
+        <w:pStyle w:val="ListParagraph"/>
+        <w:numPr>
+          <w:ilvl w:val="1"/>
+          <w:numId w:val="1"/>
+        </w:numPr>
+        <w:rPr>
+          <w:lang w:val="en-US"/>
+        </w:rPr>
+      </w:pPr>
+      <w:r>
+        <w:rPr>
+          <w:lang w:val="en-US"/>
+        </w:rPr>
+        <w:t>You c</w:t>
+      </w:r>
+      <w:r>
+        <w:rPr>
+          <w:lang w:val="en-US"/>
+        </w:rPr>
+        <w:t>an also refer to the slides at course-api.com (</w:t>
+      </w:r>
+      <w:hyperlink r:id="rId6" w:history="1">
+        <w:r>
+          <w:rPr>
+            <w:rStyle w:val="Hyperlink"/>
+            <w:lang w:val="en-US"/>
+          </w:rPr>
+          <w:t>https://www.course-api.com</w:t>
+        </w:r>
+      </w:hyperlink>
+      <w:r>
+        <w:rPr>
+          <w:lang w:val="en-US"/>
+        </w:rPr>
+        <w:t xml:space="preserve">). </w:t>
+      </w:r>
+    </w:p>
+    <w:p>
+      <w:pPr>
+        <w:pStyle w:val="ListParagraph"/>
+        <w:numPr>
+          <w:ilvl w:val="1"/>
+          <w:numId w:val="1"/>
+        </w:numPr>
+        <w:rPr>
+          <w:lang w:val="en-US"/>
+        </w:rPr>
+      </w:pPr>
+      <w:r>
+        <w:rPr>
+          <w:lang w:val="en-US"/>
+        </w:rPr>
+        <w:t xml:space="preserve">Understanding how JavaScript is synchronous and single threaded. </w:t>
+      </w:r>
+      <w:r>
+        <w:rPr>
+          <w:lang w:val="en-US"/>
+        </w:rPr>
+        <w:t xml:space="preserve">But this can be </w:t>
+      </w:r>
+      <w:proofErr w:type="spellStart"/>
+      <w:r>
+        <w:rPr>
+          <w:lang w:val="en-US"/>
+        </w:rPr>
+        <w:t>overcome</w:t>
+      </w:r>
+      <w:r>
+        <w:rPr>
+          <w:lang w:val="en-US"/>
+        </w:rPr>
+        <w:t>d</w:t>
+      </w:r>
+      <w:proofErr w:type="spellEnd"/>
+      <w:r>
+        <w:rPr>
+          <w:lang w:val="en-US"/>
+        </w:rPr>
+        <w:t xml:space="preserve"> with a feature of browser </w:t>
+      </w:r>
+      <w:r>
+        <w:rPr>
+          <w:lang w:val="en-US"/>
+        </w:rPr>
+        <w:t xml:space="preserve">which provides an API and we can use </w:t>
+      </w:r>
+      <w:proofErr w:type="spellStart"/>
+      <w:r>
+        <w:rPr>
+          <w:lang w:val="en-US"/>
+        </w:rPr>
+        <w:t>setTimeOut</w:t>
+      </w:r>
+      <w:proofErr w:type="spellEnd"/>
+      <w:r>
+        <w:rPr>
+          <w:lang w:val="en-US"/>
+        </w:rPr>
+        <w:t>, where the API would fetch in background. But this do</w:t>
+      </w:r>
+      <w:r>
+        <w:rPr>
+          <w:lang w:val="en-US"/>
+        </w:rPr>
+        <w:t>es</w:t>
+      </w:r>
+      <w:r>
+        <w:rPr>
+          <w:lang w:val="en-US"/>
+        </w:rPr>
+        <w:t xml:space="preserve"> not mean that we can offload the operation, it’s still a blocking</w:t>
+      </w:r>
+      <w:r>
+        <w:rPr>
+          <w:lang w:val="en-US"/>
+        </w:rPr>
+        <w:t xml:space="preserve"> (block by block)</w:t>
+      </w:r>
+      <w:r>
+        <w:rPr>
+          <w:lang w:val="en-US"/>
+        </w:rPr>
+        <w:t xml:space="preserve"> code. </w:t>
+      </w:r>
+    </w:p>
+    <w:p>
+      <w:pPr>
+        <w:pStyle w:val="ListParagraph"/>
+        <w:numPr>
+          <w:ilvl w:val="1"/>
+          <w:numId w:val="1"/>
+        </w:numPr>
+        <w:rPr>
+          <w:lang w:val="en-US"/>
+        </w:rPr>
+      </w:pPr>
+      <w:r>
+        <w:rPr>
+          <w:lang w:val="en-US"/>
+        </w:rPr>
+        <w:t xml:space="preserve">Event loop example. This is just to give a general understanding, as Event loop is a somewhat complex topic to understand. </w:t>
+      </w:r>
+    </w:p>
+    <w:p>
+      <w:pPr>
+        <w:pStyle w:val="ListParagraph"/>
+        <w:numPr>
+          <w:ilvl w:val="1"/>
+          <w:numId w:val="1"/>
+        </w:numPr>
+        <w:rPr>
+          <w:lang w:val="en-US"/>
+        </w:rPr>
+      </w:pPr>
+      <w:r>
+        <w:rPr>
+          <w:lang w:val="en-US"/>
+        </w:rPr>
+        <w:lastRenderedPageBreak/>
+        <w:drawing>
+          <wp:inline distT="0" distB="0" distL="0" distR="0" wp14:anchorId="696F7FF3" wp14:editId="360E612B">
+            <wp:extent cx="2825954" cy="1410159"/>
+            <wp:effectExtent l="0" t="0" r="0" b="0"/>
+            <wp:docPr id="970037556" name="Picture 1"/>
+            <wp:cNvGraphicFramePr>
+              <a:graphicFrameLocks xmlns:a="http://schemas.openxmlformats.org/drawingml/2006/main" noChangeAspect="1"/>
+            </wp:cNvGraphicFramePr>
+            <a:graphic xmlns:a="http://schemas.openxmlformats.org/drawingml/2006/main">
+              <a:graphicData uri="http://schemas.openxmlformats.org/drawingml/2006/picture">
+                <pic:pic xmlns:pic="http://schemas.openxmlformats.org/drawingml/2006/picture">
+                  <pic:nvPicPr>
+                    <pic:cNvPr id="970037556" name=""/>
+                    <pic:cNvPicPr/>
+                  </pic:nvPicPr>
+                  <pic:blipFill>
+                    <a:blip r:embed="rId7"/>
+                    <a:stretch>
+                      <a:fillRect/>
+                    </a:stretch>
+                  </pic:blipFill>
+                  <pic:spPr>
+                    <a:xfrm>
+                      <a:off x="0" y="0"/>
+                      <a:ext cx="2977151" cy="1485607"/>
+                    </a:xfrm>
+                    <a:prstGeom prst="rect">
+                      <a:avLst/>
+                    </a:prstGeom>
+                  </pic:spPr>
+                </pic:pic>
+              </a:graphicData>
+            </a:graphic>
+          </wp:inline>
+        </w:drawing>
+      </w:r>
+    </w:p>
+    <w:p>
+      <w:pPr>
+        <w:pStyle w:val="ListParagraph"/>
+        <w:numPr>
+          <w:ilvl w:val="1"/>
+          <w:numId w:val="1"/>
+        </w:numPr>
+        <w:rPr>
+          <w:lang w:val="en-US"/>
+        </w:rPr>
+      </w:pPr>
+      <w:r>
+        <w:rPr>
+          <w:lang w:val="en-US"/>
+        </w:rPr>
+        <w:t>It’s understandable through the above example that if a task is time consuming, then the event loop will just register the Call Back (CB) request (</w:t>
+      </w:r>
+      <w:r>
+        <w:rPr>
+          <w:lang w:val="en-US"/>
+        </w:rPr>
+        <w:t>registering</w:t>
+      </w:r>
+      <w:r>
+        <w:rPr>
+          <w:lang w:val="en-US"/>
+        </w:rPr>
+        <w:t xml:space="preserve"> </w:t>
+      </w:r>
+      <w:r>
+        <w:rPr>
+          <w:lang w:val="en-US"/>
+        </w:rPr>
+        <w:t xml:space="preserve">is done when a task is completed) and then put it at the end of all the operations. Once all the operations are completed, then that operation is performed. This prevents unnecessary waiting. </w:t>
+      </w:r>
+    </w:p>
+    <w:p>
+      <w:pPr>
+        <w:rPr>
+          <w:lang w:val="en-US"/>
+        </w:rPr>
+      </w:pPr>
+    </w:p>
+    <w:p>
+      <w:pPr>
+        <w:rPr>
+          <w:lang w:val="en-US"/>
+        </w:rPr>
+      </w:pPr>
+      <w:r>
+        <w:rPr>
+          <w:lang w:val="en-US"/>
+        </w:rPr>
+        <w:t>19-07-25</w:t>
+      </w:r>
+    </w:p>
+    <w:p>
+      <w:pPr>
+        <w:pStyle w:val="ListParagraph"/>
+        <w:numPr>
+          <w:ilvl w:val="0"/>
+          <w:numId w:val="1"/>
+        </w:numPr>
+        <w:rPr>
+          <w:lang w:val="en-US"/>
+        </w:rPr>
+      </w:pPr>
+      <w:r>
+        <w:rPr>
+          <w:b/>
+          <w:bCs/>
+          <w:lang w:val="en-US"/>
+        </w:rPr>
+        <w:t>Event Loop Code Examples</w:t>
+      </w:r>
+    </w:p>
+    <w:p>
+      <w:pPr>
+        <w:pStyle w:val="ListParagraph"/>
+        <w:numPr>
+          <w:ilvl w:val="1"/>
+          <w:numId w:val="1"/>
+        </w:numPr>
+        <w:rPr>
+          <w:lang w:val="en-US"/>
+        </w:rPr>
+      </w:pPr>
+      <w:r>
+        <w:rPr>
+          <w:lang w:val="en-US"/>
+        </w:rPr>
+        <w:t>File async approach</w:t>
+      </w:r>
+    </w:p>
+    <w:p>
+      <w:pPr>
+        <w:pStyle w:val="ListParagraph"/>
+        <w:numPr>
+          <w:ilvl w:val="1"/>
+          <w:numId w:val="1"/>
+        </w:numPr>
+        <w:rPr>
+          <w:lang w:val="en-US"/>
+        </w:rPr>
+      </w:pPr>
+      <w:proofErr w:type="spellStart"/>
+      <w:r>
+        <w:rPr>
+          <w:lang w:val="en-US"/>
+        </w:rPr>
+        <w:t>setTimeout</w:t>
+      </w:r>
+      <w:proofErr w:type="spellEnd"/>
+      <w:r>
+        <w:rPr>
+          <w:lang w:val="en-US"/>
+        </w:rPr>
+        <w:t xml:space="preserve"> approach</w:t>
+      </w:r>
+    </w:p>
+    <w:p>
+      <w:pPr>
+        <w:pStyle w:val="ListParagraph"/>
+        <w:numPr>
+          <w:ilvl w:val="1"/>
+          <w:numId w:val="1"/>
+        </w:numPr>
+        <w:rPr>
+          <w:lang w:val="en-US"/>
+        </w:rPr>
+      </w:pPr>
+      <w:proofErr w:type="spellStart"/>
+      <w:r>
+        <w:rPr>
+          <w:lang w:val="en-US"/>
+        </w:rPr>
+        <w:t>setInterval</w:t>
+      </w:r>
+      <w:proofErr w:type="spellEnd"/>
+      <w:r>
+        <w:rPr>
+          <w:lang w:val="en-US"/>
+        </w:rPr>
+        <w:t xml:space="preserve"> approach</w:t>
+      </w:r>
+    </w:p>
+    <w:p>
+      <w:pPr>
+        <w:pStyle w:val="ListParagraph"/>
+        <w:numPr>
+          <w:ilvl w:val="2"/>
+          <w:numId w:val="1"/>
+        </w:numPr>
+        <w:rPr>
+          <w:lang w:val="en-US"/>
+        </w:rPr>
+      </w:pPr>
+      <w:r>
+        <w:rPr>
+          <w:lang w:val="en-US"/>
+        </w:rPr>
+        <w:t xml:space="preserve">note that this process stays alive as it’s an asynchronous process. </w:t>
+      </w:r>
+    </w:p>
+    <w:p>
+      <w:pPr>
+        <w:pStyle w:val="ListParagraph"/>
+        <w:numPr>
+          <w:ilvl w:val="1"/>
+          <w:numId w:val="1"/>
+        </w:numPr>
+        <w:rPr>
+          <w:lang w:val="en-US"/>
+        </w:rPr>
+      </w:pPr>
+      <w:proofErr w:type="spellStart"/>
+      <w:proofErr w:type="gramStart"/>
+      <w:r>
+        <w:rPr>
+          <w:lang w:val="en-US"/>
+        </w:rPr>
+        <w:t>server.listen</w:t>
+      </w:r>
+      <w:proofErr w:type="spellEnd"/>
+      <w:proofErr w:type="gramEnd"/>
+    </w:p>
+    <w:p>
+      <w:pPr>
+        <w:pStyle w:val="ListParagraph"/>
+        <w:numPr>
+          <w:ilvl w:val="2"/>
+          <w:numId w:val="1"/>
+        </w:numPr>
+        <w:rPr>
+          <w:lang w:val="en-US"/>
+        </w:rPr>
+      </w:pPr>
+      <w:r>
+        <w:rPr>
+          <w:lang w:val="en-US"/>
+        </w:rPr>
+        <w:t xml:space="preserve">this will also stay alive after running the code </w:t>
+      </w:r>
+      <w:proofErr w:type="gramStart"/>
+      <w:r>
+        <w:rPr>
+          <w:lang w:val="en-US"/>
+        </w:rPr>
+        <w:t>as .listen</w:t>
+      </w:r>
+      <w:proofErr w:type="gramEnd"/>
+      <w:r>
+        <w:rPr>
+          <w:lang w:val="en-US"/>
+        </w:rPr>
+        <w:t xml:space="preserve"> is also asynchronous process. </w:t>
+      </w:r>
+    </w:p>
+    <w:p>
+      <w:pPr>
+        <w:rPr>
+          <w:lang w:val="en-US"/>
+        </w:rPr>
+      </w:pPr>
+      <w:r>
+        <w:rPr>
+          <w:lang w:val="en-US"/>
+        </w:rPr>
+        <w:t>20-07-25</w:t>
+      </w:r>
+    </w:p>
+    <w:p>
+      <w:pPr>
+        <w:pStyle w:val="ListParagraph"/>
+        <w:numPr>
+          <w:ilvl w:val="0"/>
+          <w:numId w:val="1"/>
+        </w:numPr>
+        <w:rPr>
+          <w:lang w:val="en-US"/>
+        </w:rPr>
+      </w:pPr>
+      <w:r>
+        <w:rPr>
+          <w:lang w:val="en-US"/>
+        </w:rPr>
+        <w:t>Async Patterns – Blocking Code</w:t>
+      </w:r>
+      <w:r>
+        <w:rPr>
+          <w:lang w:val="en-US"/>
+        </w:rPr>
+        <w:t xml:space="preserve"> </w:t>
+      </w:r>
+    </w:p>
+    <w:p>
+      <w:pPr>
+        <w:pStyle w:val="ListParagraph"/>
+        <w:numPr>
+          <w:ilvl w:val="1"/>
+          <w:numId w:val="1"/>
+        </w:numPr>
+        <w:rPr>
+          <w:lang w:val="en-US"/>
+        </w:rPr>
+      </w:pPr>
+      <w:r>
+        <w:rPr>
+          <w:lang w:val="en-US"/>
+        </w:rPr>
+        <w:t>Understanding importance of asynchronous code and why one should always</w:t>
+      </w:r>
+      <w:r>
+        <w:rPr>
+          <w:lang w:val="en-US"/>
+        </w:rPr>
+        <w:t xml:space="preserve"> try</w:t>
+      </w:r>
+      <w:r>
+        <w:rPr>
+          <w:lang w:val="en-US"/>
+        </w:rPr>
+        <w:t xml:space="preserve"> setting up your</w:t>
+      </w:r>
+      <w:r>
+        <w:rPr>
+          <w:lang w:val="en-US"/>
+        </w:rPr>
+        <w:t xml:space="preserve"> code asynchronously. </w:t>
       </w:r>
     </w:p>
     <w:sectPr>
@@ -2874,7 +5421,7 @@
         <w:rFonts w:ascii="Symbol" w:hAnsi="Symbol" w:hint="default"/>
       </w:rPr>
     </w:lvl>
-    <w:lvl w:ilvl="4" w:tplc="08090003" w:tentative="1">
+    <w:lvl w:ilvl="4" w:tplc="08090003">
       <w:start w:val="1"/>
       <w:numFmt w:val="bullet"/>
       <w:lvlText w:val="o"/>
